--- a/technical_protection_of_information/практики/1/2026/Документы/26. Приложение 3 к заявлению — Аттестованные АС.docx
+++ b/technical_protection_of_information/практики/1/2026/Документы/26. Приложение 3 к заявлению — Аттестованные АС.docx
@@ -275,7 +275,7 @@
                 <w:rFonts w:ascii="Times New Roman" w:hAnsi="Times New Roman"/>
                 <w:sz w:val="24"/>
               </w:rPr>
-              <w:t>АС-2026-1145 от 28.08.2026</w:t>
+              <w:t>АС-2026-1145 от 01.09.2026</w:t>
             </w:r>
           </w:p>
         </w:tc>

--- a/technical_protection_of_information/практики/1/2026/Документы/26. Приложение 3 к заявлению — Аттестованные АС.docx
+++ b/technical_protection_of_information/практики/1/2026/Документы/26. Приложение 3 к заявлению — Аттестованные АС.docx
@@ -91,7 +91,7 @@
           <w:rFonts w:ascii="Times New Roman" w:hAnsi="Times New Roman"/>
           <w:sz w:val="24"/>
         </w:rPr>
-        <w:t>Общество с ограниченной ответственностью «ТехноЩит» (ООО «ТехноЩит»)</w:t>
+        <w:t>ООО «ТехноЩит»</w:t>
       </w:r>
     </w:p>
     <w:p>
@@ -238,7 +238,7 @@
                 <w:sz w:val="22"/>
                 <w:szCs w:val="22"/>
               </w:rPr>
-              <w:t xml:space="preserve"> </w:t>
+              <w:t> </w:t>
             </w:r>
             <w:r>
               <w:rPr>
@@ -252,6 +252,7 @@
                 <w:sz w:val="22"/>
                 <w:szCs w:val="22"/>
               </w:rPr>
+              <w:softHyphen/>
             </w:r>
             <w:r>
               <w:rPr>
@@ -294,6 +295,7 @@
                 <w:sz w:val="22"/>
                 <w:szCs w:val="22"/>
               </w:rPr>
+              <w:softHyphen/>
               <w:t>витель, страна</w:t>
             </w:r>
           </w:p>
@@ -322,6 +324,7 @@
                 <w:sz w:val="22"/>
                 <w:szCs w:val="22"/>
               </w:rPr>
+              <w:softHyphen/>
               <w:t>ской №</w:t>
             </w:r>
           </w:p>
@@ -350,6 +353,7 @@
                 <w:sz w:val="22"/>
                 <w:szCs w:val="22"/>
               </w:rPr>
+              <w:softHyphen/>
               <w:t>ристики</w:t>
             </w:r>
           </w:p>
@@ -378,6 +382,7 @@
                 <w:sz w:val="22"/>
                 <w:szCs w:val="22"/>
               </w:rPr>
+              <w:softHyphen/>
               <w:t>ка</w:t>
             </w:r>
           </w:p>
@@ -406,6 +411,7 @@
                 <w:sz w:val="22"/>
                 <w:szCs w:val="22"/>
               </w:rPr>
+              <w:softHyphen/>
             </w:r>
             <w:r>
               <w:rPr>
@@ -435,7 +441,7 @@
                 <w:sz w:val="22"/>
                 <w:szCs w:val="22"/>
               </w:rPr>
-              <w:t xml:space="preserve"> </w:t>
+              <w:t> </w:t>
             </w:r>
             <w:r>
               <w:rPr>
@@ -449,7 +455,7 @@
                 <w:sz w:val="22"/>
                 <w:szCs w:val="22"/>
               </w:rPr>
-              <w:t xml:space="preserve"> </w:t>
+              <w:t> </w:t>
             </w:r>
             <w:r>
               <w:rPr>
@@ -484,6 +490,7 @@
                 <w:sz w:val="22"/>
                 <w:szCs w:val="22"/>
               </w:rPr>
+              <w:softHyphen/>
               <w:t>зированной системы (кем утверждены и дата)</w:t>
             </w:r>
           </w:p>
@@ -512,6 +519,7 @@
                 <w:sz w:val="22"/>
                 <w:szCs w:val="22"/>
               </w:rPr>
+              <w:softHyphen/>
               <w:t>вающего документа на помещение, в котором установлена автоматизирован</w:t>
             </w:r>
             <w:r>
@@ -519,6 +527,7 @@
                 <w:sz w:val="22"/>
                 <w:szCs w:val="22"/>
               </w:rPr>
+              <w:softHyphen/>
             </w:r>
             <w:r>
               <w:rPr>
@@ -539,6 +548,7 @@
                 <w:sz w:val="22"/>
                 <w:szCs w:val="22"/>
               </w:rPr>
+              <w:softHyphen/>
               <w:t>венной регистрации права, выписка из ЕГРН, договор аренды (субаренды), договор безвозмездного пользования)</w:t>
             </w:r>
           </w:p>
@@ -755,6 +765,7 @@
         <w:trPr>
           <w:cantSplit/>
           <w:trHeight w:val="482"/>
+          <w:cantSplit/>
         </w:trPr>
         <w:tc>
           <w:tcPr>
@@ -762,8 +773,7 @@
           </w:tcPr>
           <w:p>
             <w:pPr>
-              <w:keepLines/>
-              <w:widowControl/>
+              <w:spacing w:after="0" w:line="240" w:lineRule="auto"/>
               <w:jc w:val="center"/>
               <w:rPr>
                 <w:sz w:val="22"/>
@@ -785,19 +795,18 @@
           </w:tcPr>
           <w:p>
             <w:pPr>
-              <w:keepLines/>
-              <w:widowControl/>
-              <w:rPr>
-                <w:sz w:val="22"/>
-                <w:szCs w:val="22"/>
-              </w:rPr>
-            </w:pPr>
-            <w:r>
-              <w:rPr>
-                <w:rFonts w:ascii="Times New Roman" w:hAnsi="Times New Roman"/>
-                <w:sz w:val="22"/>
-              </w:rPr>
-              <w:t>Сервер АС «Защищённый контур»</w:t>
+              <w:spacing w:after="0" w:line="240" w:lineRule="auto"/>
+              <w:rPr>
+                <w:sz w:val="22"/>
+                <w:szCs w:val="22"/>
+              </w:rPr>
+            </w:pPr>
+            <w:r>
+              <w:rPr>
+                <w:rFonts w:ascii="Times New Roman" w:hAnsi="Times New Roman"/>
+                <w:sz w:val="22"/>
+              </w:rPr>
+              <w:t>Защищённое рабочее место</w:t>
             </w:r>
           </w:p>
         </w:tc>
@@ -807,18 +816,18 @@
           </w:tcPr>
           <w:p>
             <w:pPr>
-              <w:keepLines/>
-              <w:widowControl/>
-              <w:rPr>
-                <w:sz w:val="22"/>
-                <w:szCs w:val="22"/>
-              </w:rPr>
-            </w:pPr>
-            <w:r>
-              <w:rPr>
-                <w:rFonts w:ascii="Times New Roman" w:hAnsi="Times New Roman"/>
-                <w:sz w:val="22"/>
-              </w:rPr>
+              <w:spacing w:after="0" w:line="240" w:lineRule="auto"/>
+              <w:rPr>
+                <w:sz w:val="22"/>
+                <w:szCs w:val="22"/>
+              </w:rPr>
+            </w:pPr>
+            <w:r>
+              <w:rPr>
+                <w:rFonts w:ascii="Times New Roman" w:hAnsi="Times New Roman"/>
+                <w:sz w:val="22"/>
+              </w:rPr>
+              <w:t>Сборка ИТ-Снаб; страна комплектующих по поставке</w:t>
             </w:r>
           </w:p>
         </w:tc>
@@ -828,19 +837,19 @@
           </w:tcPr>
           <w:p>
             <w:pPr>
-              <w:keepLines/>
-              <w:widowControl/>
-              <w:jc w:val="center"/>
-              <w:rPr>
-                <w:sz w:val="22"/>
-                <w:szCs w:val="22"/>
-              </w:rPr>
-            </w:pPr>
-            <w:r>
-              <w:rPr>
-                <w:rFonts w:ascii="Times New Roman" w:hAnsi="Times New Roman"/>
-                <w:sz w:val="22"/>
-              </w:rPr>
+              <w:spacing w:after="0" w:line="240" w:lineRule="auto"/>
+              <w:jc w:val="center"/>
+              <w:rPr>
+                <w:sz w:val="22"/>
+                <w:szCs w:val="22"/>
+              </w:rPr>
+            </w:pPr>
+            <w:r>
+              <w:rPr>
+                <w:rFonts w:ascii="Times New Roman" w:hAnsi="Times New Roman"/>
+                <w:sz w:val="22"/>
+              </w:rPr>
+              <w:t>Учётный ARM-05</w:t>
             </w:r>
           </w:p>
         </w:tc>
@@ -850,18 +859,18 @@
           </w:tcPr>
           <w:p>
             <w:pPr>
-              <w:keepLines/>
-              <w:widowControl/>
-              <w:rPr>
-                <w:sz w:val="22"/>
-                <w:szCs w:val="22"/>
-              </w:rPr>
-            </w:pPr>
-            <w:r>
-              <w:rPr>
-                <w:rFonts w:ascii="Times New Roman" w:hAnsi="Times New Roman"/>
-                <w:sz w:val="22"/>
-              </w:rPr>
+              <w:spacing w:after="0" w:line="240" w:lineRule="auto"/>
+              <w:rPr>
+                <w:sz w:val="22"/>
+                <w:szCs w:val="22"/>
+              </w:rPr>
+            </w:pPr>
+            <w:r>
+              <w:rPr>
+                <w:rFonts w:ascii="Times New Roman" w:hAnsi="Times New Roman"/>
+                <w:sz w:val="22"/>
+              </w:rPr>
+              <w:t>x86-64, 6 ядер, ОЗУ 16 ГБ, SSD 512 ГБ, монитор 24 дюйма</w:t>
             </w:r>
           </w:p>
         </w:tc>
@@ -871,19 +880,19 @@
           </w:tcPr>
           <w:p>
             <w:pPr>
-              <w:keepLines/>
-              <w:widowControl/>
-              <w:jc w:val="center"/>
-              <w:rPr>
-                <w:sz w:val="22"/>
-                <w:szCs w:val="22"/>
-              </w:rPr>
-            </w:pPr>
-            <w:r>
-              <w:rPr>
-                <w:rFonts w:ascii="Times New Roman" w:hAnsi="Times New Roman"/>
-                <w:sz w:val="22"/>
-              </w:rPr>
+              <w:spacing w:after="0" w:line="240" w:lineRule="auto"/>
+              <w:jc w:val="center"/>
+              <w:rPr>
+                <w:sz w:val="22"/>
+                <w:szCs w:val="22"/>
+              </w:rPr>
+            </w:pPr>
+            <w:r>
+              <w:rPr>
+                <w:rFonts w:ascii="Times New Roman" w:hAnsi="Times New Roman"/>
+                <w:sz w:val="22"/>
+              </w:rPr>
+              <w:t>2026</w:t>
             </w:r>
           </w:p>
         </w:tc>
@@ -893,19 +902,18 @@
           </w:tcPr>
           <w:p>
             <w:pPr>
-              <w:keepLines/>
-              <w:widowControl/>
-              <w:rPr>
-                <w:sz w:val="22"/>
-                <w:szCs w:val="22"/>
-              </w:rPr>
-            </w:pPr>
-            <w:r>
-              <w:rPr>
-                <w:rFonts w:ascii="Times New Roman" w:hAnsi="Times New Roman"/>
-                <w:sz w:val="22"/>
-              </w:rPr>
-              <w:t>Договор купли-продажи № 12/08 от 25.08.2026; акт приема-передачи от 28.08.2026 (указан в договоре); серверная (лаборатория СЗИ), техпаспорт ЗП № 1</w:t>
+              <w:spacing w:after="0" w:line="240" w:lineRule="auto"/>
+              <w:rPr>
+                <w:sz w:val="22"/>
+                <w:szCs w:val="22"/>
+              </w:rPr>
+            </w:pPr>
+            <w:r>
+              <w:rPr>
+                <w:rFonts w:ascii="Times New Roman" w:hAnsi="Times New Roman"/>
+                <w:sz w:val="22"/>
+              </w:rPr>
+              <w:t>Договор № 12/08 от 25.08.2026; спецификация МТБ-01; акт АП-01 от 28.08.2026; помещение 04</w:t>
             </w:r>
           </w:p>
         </w:tc>
@@ -915,19 +923,18 @@
           </w:tcPr>
           <w:p>
             <w:pPr>
-              <w:keepLines/>
-              <w:widowControl/>
-              <w:rPr>
-                <w:sz w:val="22"/>
-                <w:szCs w:val="22"/>
-              </w:rPr>
-            </w:pPr>
-            <w:r>
-              <w:rPr>
-                <w:rFonts w:ascii="Times New Roman" w:hAnsi="Times New Roman"/>
-                <w:sz w:val="22"/>
-              </w:rPr>
-              <w:t>Аттестат АС-2026-1145 от 01.09.2026</w:t>
+              <w:spacing w:after="0" w:line="240" w:lineRule="auto"/>
+              <w:rPr>
+                <w:sz w:val="22"/>
+                <w:szCs w:val="22"/>
+              </w:rPr>
+            </w:pPr>
+            <w:r>
+              <w:rPr>
+                <w:rFonts w:ascii="Times New Roman" w:hAnsi="Times New Roman"/>
+                <w:sz w:val="22"/>
+              </w:rPr>
+              <w:t>Паспорт АС-01 от 01.09.2026; директор. Аттестат: Не оформлялся; номер выданного документа отсутствует</w:t>
             </w:r>
           </w:p>
         </w:tc>
@@ -937,19 +944,18 @@
           </w:tcPr>
           <w:p>
             <w:pPr>
-              <w:keepLines/>
-              <w:widowControl/>
-              <w:rPr>
-                <w:sz w:val="22"/>
-                <w:szCs w:val="22"/>
-              </w:rPr>
-            </w:pPr>
-            <w:r>
-              <w:rPr>
-                <w:rFonts w:ascii="Times New Roman" w:hAnsi="Times New Roman"/>
-                <w:sz w:val="22"/>
-              </w:rPr>
-              <w:t>Договор аренды № 25/08 от 20.08.2026</w:t>
+              <w:spacing w:after="0" w:line="240" w:lineRule="auto"/>
+              <w:rPr>
+                <w:sz w:val="22"/>
+                <w:szCs w:val="22"/>
+              </w:rPr>
+            </w:pPr>
+            <w:r>
+              <w:rPr>
+                <w:rFonts w:ascii="Times New Roman" w:hAnsi="Times New Roman"/>
+                <w:sz w:val="22"/>
+              </w:rPr>
+              <w:t>Договор № 25/08 от 20.08.2026; акт АП-02 от 01.09.2026</w:t>
             </w:r>
           </w:p>
         </w:tc>
@@ -964,6 +970,7 @@
         <w:trPr>
           <w:cantSplit/>
           <w:trHeight w:val="482"/>
+          <w:cantSplit/>
         </w:trPr>
         <w:tc>
           <w:tcPr>
@@ -971,8 +978,7 @@
           </w:tcPr>
           <w:p>
             <w:pPr>
-              <w:keepLines/>
-              <w:widowControl/>
+              <w:spacing w:after="0" w:line="240" w:lineRule="auto"/>
               <w:jc w:val="center"/>
               <w:rPr>
                 <w:sz w:val="22"/>
@@ -994,19 +1000,18 @@
           </w:tcPr>
           <w:p>
             <w:pPr>
-              <w:keepLines/>
-              <w:widowControl/>
-              <w:rPr>
-                <w:sz w:val="22"/>
-                <w:szCs w:val="22"/>
-              </w:rPr>
-            </w:pPr>
-            <w:r>
-              <w:rPr>
-                <w:rFonts w:ascii="Times New Roman" w:hAnsi="Times New Roman"/>
-                <w:sz w:val="22"/>
-              </w:rPr>
-              <w:t>АРМ специалиста № 1</w:t>
+              <w:spacing w:after="0" w:line="240" w:lineRule="auto"/>
+              <w:rPr>
+                <w:sz w:val="22"/>
+                <w:szCs w:val="22"/>
+              </w:rPr>
+            </w:pPr>
+            <w:r>
+              <w:rPr>
+                <w:rFonts w:ascii="Times New Roman" w:hAnsi="Times New Roman"/>
+                <w:sz w:val="22"/>
+              </w:rPr>
+              <w:t>Станция проверки носителей</w:t>
             </w:r>
           </w:p>
         </w:tc>
@@ -1016,18 +1021,18 @@
           </w:tcPr>
           <w:p>
             <w:pPr>
-              <w:keepLines/>
-              <w:widowControl/>
-              <w:rPr>
-                <w:sz w:val="22"/>
-                <w:szCs w:val="22"/>
-              </w:rPr>
-            </w:pPr>
-            <w:r>
-              <w:rPr>
-                <w:rFonts w:ascii="Times New Roman" w:hAnsi="Times New Roman"/>
-                <w:sz w:val="22"/>
-              </w:rPr>
+              <w:spacing w:after="0" w:line="240" w:lineRule="auto"/>
+              <w:rPr>
+                <w:sz w:val="22"/>
+                <w:szCs w:val="22"/>
+              </w:rPr>
+            </w:pPr>
+            <w:r>
+              <w:rPr>
+                <w:rFonts w:ascii="Times New Roman" w:hAnsi="Times New Roman"/>
+                <w:sz w:val="22"/>
+              </w:rPr>
+              <w:t>Сборка ИТ-Снаб; страна комплектующих по поставке</w:t>
             </w:r>
           </w:p>
         </w:tc>
@@ -1037,19 +1042,19 @@
           </w:tcPr>
           <w:p>
             <w:pPr>
-              <w:keepLines/>
-              <w:widowControl/>
-              <w:jc w:val="center"/>
-              <w:rPr>
-                <w:sz w:val="22"/>
-                <w:szCs w:val="22"/>
-              </w:rPr>
-            </w:pPr>
-            <w:r>
-              <w:rPr>
-                <w:rFonts w:ascii="Times New Roman" w:hAnsi="Times New Roman"/>
-                <w:sz w:val="22"/>
-              </w:rPr>
+              <w:spacing w:after="0" w:line="240" w:lineRule="auto"/>
+              <w:jc w:val="center"/>
+              <w:rPr>
+                <w:sz w:val="22"/>
+                <w:szCs w:val="22"/>
+              </w:rPr>
+            </w:pPr>
+            <w:r>
+              <w:rPr>
+                <w:rFonts w:ascii="Times New Roman" w:hAnsi="Times New Roman"/>
+                <w:sz w:val="22"/>
+              </w:rPr>
+              <w:t>Учётный ARM-06</w:t>
             </w:r>
           </w:p>
         </w:tc>
@@ -1059,18 +1064,18 @@
           </w:tcPr>
           <w:p>
             <w:pPr>
-              <w:keepLines/>
-              <w:widowControl/>
-              <w:rPr>
-                <w:sz w:val="22"/>
-                <w:szCs w:val="22"/>
-              </w:rPr>
-            </w:pPr>
-            <w:r>
-              <w:rPr>
-                <w:rFonts w:ascii="Times New Roman" w:hAnsi="Times New Roman"/>
-                <w:sz w:val="22"/>
-              </w:rPr>
+              <w:spacing w:after="0" w:line="240" w:lineRule="auto"/>
+              <w:rPr>
+                <w:sz w:val="22"/>
+                <w:szCs w:val="22"/>
+              </w:rPr>
+            </w:pPr>
+            <w:r>
+              <w:rPr>
+                <w:rFonts w:ascii="Times New Roman" w:hAnsi="Times New Roman"/>
+                <w:sz w:val="22"/>
+              </w:rPr>
+              <w:t>x86-64, 4 ядра, ОЗУ 16 ГБ, SSD 512 ГБ; без подключения к сети</w:t>
             </w:r>
           </w:p>
         </w:tc>
@@ -1080,19 +1085,19 @@
           </w:tcPr>
           <w:p>
             <w:pPr>
-              <w:keepLines/>
-              <w:widowControl/>
-              <w:jc w:val="center"/>
-              <w:rPr>
-                <w:sz w:val="22"/>
-                <w:szCs w:val="22"/>
-              </w:rPr>
-            </w:pPr>
-            <w:r>
-              <w:rPr>
-                <w:rFonts w:ascii="Times New Roman" w:hAnsi="Times New Roman"/>
-                <w:sz w:val="22"/>
-              </w:rPr>
+              <w:spacing w:after="0" w:line="240" w:lineRule="auto"/>
+              <w:jc w:val="center"/>
+              <w:rPr>
+                <w:sz w:val="22"/>
+                <w:szCs w:val="22"/>
+              </w:rPr>
+            </w:pPr>
+            <w:r>
+              <w:rPr>
+                <w:rFonts w:ascii="Times New Roman" w:hAnsi="Times New Roman"/>
+                <w:sz w:val="22"/>
+              </w:rPr>
+              <w:t>2026</w:t>
             </w:r>
           </w:p>
         </w:tc>
@@ -1102,19 +1107,18 @@
           </w:tcPr>
           <w:p>
             <w:pPr>
-              <w:keepLines/>
-              <w:widowControl/>
-              <w:rPr>
-                <w:sz w:val="22"/>
-                <w:szCs w:val="22"/>
-              </w:rPr>
-            </w:pPr>
-            <w:r>
-              <w:rPr>
-                <w:rFonts w:ascii="Times New Roman" w:hAnsi="Times New Roman"/>
-                <w:sz w:val="22"/>
-              </w:rPr>
-              <w:t>Договор купли-продажи № 12/08 от 25.08.2026; акт приема-передачи от 28.08.2026 (указан в договоре); серверная (лаборатория СЗИ), техпаспорт ЗП № 1</w:t>
+              <w:spacing w:after="0" w:line="240" w:lineRule="auto"/>
+              <w:rPr>
+                <w:sz w:val="22"/>
+                <w:szCs w:val="22"/>
+              </w:rPr>
+            </w:pPr>
+            <w:r>
+              <w:rPr>
+                <w:rFonts w:ascii="Times New Roman" w:hAnsi="Times New Roman"/>
+                <w:sz w:val="22"/>
+              </w:rPr>
+              <w:t>Договор № 12/08 от 25.08.2026; спецификация МТБ-01; акт АП-01 от 28.08.2026; помещение 04</w:t>
             </w:r>
           </w:p>
         </w:tc>
@@ -1124,19 +1128,18 @@
           </w:tcPr>
           <w:p>
             <w:pPr>
-              <w:keepLines/>
-              <w:widowControl/>
-              <w:rPr>
-                <w:sz w:val="22"/>
-                <w:szCs w:val="22"/>
-              </w:rPr>
-            </w:pPr>
-            <w:r>
-              <w:rPr>
-                <w:rFonts w:ascii="Times New Roman" w:hAnsi="Times New Roman"/>
-                <w:sz w:val="22"/>
-              </w:rPr>
-              <w:t>Аттестат АС-2026-1145 от 01.09.2026</w:t>
+              <w:spacing w:after="0" w:line="240" w:lineRule="auto"/>
+              <w:rPr>
+                <w:sz w:val="22"/>
+                <w:szCs w:val="22"/>
+              </w:rPr>
+            </w:pPr>
+            <w:r>
+              <w:rPr>
+                <w:rFonts w:ascii="Times New Roman" w:hAnsi="Times New Roman"/>
+                <w:sz w:val="22"/>
+              </w:rPr>
+              <w:t>Паспорт АС-01 от 01.09.2026; директор. Аттестат: Не оформлялся; номер выданного документа отсутствует</w:t>
             </w:r>
           </w:p>
         </w:tc>
@@ -1146,19 +1149,18 @@
           </w:tcPr>
           <w:p>
             <w:pPr>
-              <w:keepLines/>
-              <w:widowControl/>
-              <w:rPr>
-                <w:sz w:val="22"/>
-                <w:szCs w:val="22"/>
-              </w:rPr>
-            </w:pPr>
-            <w:r>
-              <w:rPr>
-                <w:rFonts w:ascii="Times New Roman" w:hAnsi="Times New Roman"/>
-                <w:sz w:val="22"/>
-              </w:rPr>
-              <w:t>Договор аренды № 25/08 от 20.08.2026</w:t>
+              <w:spacing w:after="0" w:line="240" w:lineRule="auto"/>
+              <w:rPr>
+                <w:sz w:val="22"/>
+                <w:szCs w:val="22"/>
+              </w:rPr>
+            </w:pPr>
+            <w:r>
+              <w:rPr>
+                <w:rFonts w:ascii="Times New Roman" w:hAnsi="Times New Roman"/>
+                <w:sz w:val="22"/>
+              </w:rPr>
+              <w:t>Договор № 25/08 от 20.08.2026; акт АП-02 от 01.09.2026</w:t>
             </w:r>
           </w:p>
         </w:tc>
@@ -1173,6 +1175,7 @@
         <w:trPr>
           <w:cantSplit/>
           <w:trHeight w:val="482"/>
+          <w:cantSplit/>
         </w:trPr>
         <w:tc>
           <w:tcPr>
@@ -1180,8 +1183,7 @@
           </w:tcPr>
           <w:p>
             <w:pPr>
-              <w:keepLines/>
-              <w:widowControl/>
+              <w:spacing w:after="0" w:line="240" w:lineRule="auto"/>
               <w:jc w:val="center"/>
               <w:rPr>
                 <w:sz w:val="22"/>
@@ -1203,19 +1205,18 @@
           </w:tcPr>
           <w:p>
             <w:pPr>
-              <w:keepLines/>
-              <w:widowControl/>
-              <w:rPr>
-                <w:sz w:val="22"/>
-                <w:szCs w:val="22"/>
-              </w:rPr>
-            </w:pPr>
-            <w:r>
-              <w:rPr>
-                <w:rFonts w:ascii="Times New Roman" w:hAnsi="Times New Roman"/>
-                <w:sz w:val="22"/>
-              </w:rPr>
-              <w:t>АРМ специалиста № 2</w:t>
+              <w:spacing w:after="0" w:line="240" w:lineRule="auto"/>
+              <w:rPr>
+                <w:sz w:val="22"/>
+                <w:szCs w:val="22"/>
+              </w:rPr>
+            </w:pPr>
+            <w:r>
+              <w:rPr>
+                <w:rFonts w:ascii="Times New Roman" w:hAnsi="Times New Roman"/>
+                <w:sz w:val="22"/>
+              </w:rPr>
+              <w:t>Сервер</w:t>
             </w:r>
           </w:p>
         </w:tc>
@@ -1225,18 +1226,18 @@
           </w:tcPr>
           <w:p>
             <w:pPr>
-              <w:keepLines/>
-              <w:widowControl/>
-              <w:rPr>
-                <w:sz w:val="22"/>
-                <w:szCs w:val="22"/>
-              </w:rPr>
-            </w:pPr>
-            <w:r>
-              <w:rPr>
-                <w:rFonts w:ascii="Times New Roman" w:hAnsi="Times New Roman"/>
-                <w:sz w:val="22"/>
-              </w:rPr>
+              <w:spacing w:after="0" w:line="240" w:lineRule="auto"/>
+              <w:rPr>
+                <w:sz w:val="22"/>
+                <w:szCs w:val="22"/>
+              </w:rPr>
+            </w:pPr>
+            <w:r>
+              <w:rPr>
+                <w:rFonts w:ascii="Times New Roman" w:hAnsi="Times New Roman"/>
+                <w:sz w:val="22"/>
+              </w:rPr>
+              <w:t>Сборка ИТ-Снаб; страна комплектующих по поставке</w:t>
             </w:r>
           </w:p>
         </w:tc>
@@ -1246,19 +1247,19 @@
           </w:tcPr>
           <w:p>
             <w:pPr>
-              <w:keepLines/>
-              <w:widowControl/>
-              <w:jc w:val="center"/>
-              <w:rPr>
-                <w:sz w:val="22"/>
-                <w:szCs w:val="22"/>
-              </w:rPr>
-            </w:pPr>
-            <w:r>
-              <w:rPr>
-                <w:rFonts w:ascii="Times New Roman" w:hAnsi="Times New Roman"/>
-                <w:sz w:val="22"/>
-              </w:rPr>
+              <w:spacing w:after="0" w:line="240" w:lineRule="auto"/>
+              <w:jc w:val="center"/>
+              <w:rPr>
+                <w:sz w:val="22"/>
+                <w:szCs w:val="22"/>
+              </w:rPr>
+            </w:pPr>
+            <w:r>
+              <w:rPr>
+                <w:rFonts w:ascii="Times New Roman" w:hAnsi="Times New Roman"/>
+                <w:sz w:val="22"/>
+              </w:rPr>
+              <w:t>Учётный SRV-01</w:t>
             </w:r>
           </w:p>
         </w:tc>
@@ -1268,18 +1269,18 @@
           </w:tcPr>
           <w:p>
             <w:pPr>
-              <w:keepLines/>
-              <w:widowControl/>
-              <w:rPr>
-                <w:sz w:val="22"/>
-                <w:szCs w:val="22"/>
-              </w:rPr>
-            </w:pPr>
-            <w:r>
-              <w:rPr>
-                <w:rFonts w:ascii="Times New Roman" w:hAnsi="Times New Roman"/>
-                <w:sz w:val="22"/>
-              </w:rPr>
+              <w:spacing w:after="0" w:line="240" w:lineRule="auto"/>
+              <w:rPr>
+                <w:sz w:val="22"/>
+                <w:szCs w:val="22"/>
+              </w:rPr>
+            </w:pPr>
+            <w:r>
+              <w:rPr>
+                <w:rFonts w:ascii="Times New Roman" w:hAnsi="Times New Roman"/>
+                <w:sz w:val="22"/>
+              </w:rPr>
+              <w:t>8 ядер, ОЗУ 32 ГБ, 2 SSD по 1 ТБ RAID1; журналирование</w:t>
             </w:r>
           </w:p>
         </w:tc>
@@ -1289,19 +1290,19 @@
           </w:tcPr>
           <w:p>
             <w:pPr>
-              <w:keepLines/>
-              <w:widowControl/>
-              <w:jc w:val="center"/>
-              <w:rPr>
-                <w:sz w:val="22"/>
-                <w:szCs w:val="22"/>
-              </w:rPr>
-            </w:pPr>
-            <w:r>
-              <w:rPr>
-                <w:rFonts w:ascii="Times New Roman" w:hAnsi="Times New Roman"/>
-                <w:sz w:val="22"/>
-              </w:rPr>
+              <w:spacing w:after="0" w:line="240" w:lineRule="auto"/>
+              <w:jc w:val="center"/>
+              <w:rPr>
+                <w:sz w:val="22"/>
+                <w:szCs w:val="22"/>
+              </w:rPr>
+            </w:pPr>
+            <w:r>
+              <w:rPr>
+                <w:rFonts w:ascii="Times New Roman" w:hAnsi="Times New Roman"/>
+                <w:sz w:val="22"/>
+              </w:rPr>
+              <w:t>2026</w:t>
             </w:r>
           </w:p>
         </w:tc>
@@ -1311,19 +1312,18 @@
           </w:tcPr>
           <w:p>
             <w:pPr>
-              <w:keepLines/>
-              <w:widowControl/>
-              <w:rPr>
-                <w:sz w:val="22"/>
-                <w:szCs w:val="22"/>
-              </w:rPr>
-            </w:pPr>
-            <w:r>
-              <w:rPr>
-                <w:rFonts w:ascii="Times New Roman" w:hAnsi="Times New Roman"/>
-                <w:sz w:val="22"/>
-              </w:rPr>
-              <w:t>Договор купли-продажи № 12/08 от 25.08.2026; акт приема-передачи от 28.08.2026 (указан в договоре); серверная (лаборатория СЗИ), техпаспорт ЗП № 1</w:t>
+              <w:spacing w:after="0" w:line="240" w:lineRule="auto"/>
+              <w:rPr>
+                <w:sz w:val="22"/>
+                <w:szCs w:val="22"/>
+              </w:rPr>
+            </w:pPr>
+            <w:r>
+              <w:rPr>
+                <w:rFonts w:ascii="Times New Roman" w:hAnsi="Times New Roman"/>
+                <w:sz w:val="22"/>
+              </w:rPr>
+              <w:t>Договор № 12/08 от 25.08.2026; спецификация МТБ-01; акт АП-01 от 28.08.2026; помещение 04</w:t>
             </w:r>
           </w:p>
         </w:tc>
@@ -1333,19 +1333,18 @@
           </w:tcPr>
           <w:p>
             <w:pPr>
-              <w:keepLines/>
-              <w:widowControl/>
-              <w:rPr>
-                <w:sz w:val="22"/>
-                <w:szCs w:val="22"/>
-              </w:rPr>
-            </w:pPr>
-            <w:r>
-              <w:rPr>
-                <w:rFonts w:ascii="Times New Roman" w:hAnsi="Times New Roman"/>
-                <w:sz w:val="22"/>
-              </w:rPr>
-              <w:t>Аттестат АС-2026-1145 от 01.09.2026</w:t>
+              <w:spacing w:after="0" w:line="240" w:lineRule="auto"/>
+              <w:rPr>
+                <w:sz w:val="22"/>
+                <w:szCs w:val="22"/>
+              </w:rPr>
+            </w:pPr>
+            <w:r>
+              <w:rPr>
+                <w:rFonts w:ascii="Times New Roman" w:hAnsi="Times New Roman"/>
+                <w:sz w:val="22"/>
+              </w:rPr>
+              <w:t>Паспорт АС-01 от 01.09.2026; директор. Аттестат: Не оформлялся; номер выданного документа отсутствует</w:t>
             </w:r>
           </w:p>
         </w:tc>
@@ -1355,19 +1354,18 @@
           </w:tcPr>
           <w:p>
             <w:pPr>
-              <w:keepLines/>
-              <w:widowControl/>
-              <w:rPr>
-                <w:sz w:val="22"/>
-                <w:szCs w:val="22"/>
-              </w:rPr>
-            </w:pPr>
-            <w:r>
-              <w:rPr>
-                <w:rFonts w:ascii="Times New Roman" w:hAnsi="Times New Roman"/>
-                <w:sz w:val="22"/>
-              </w:rPr>
-              <w:t>Договор аренды № 25/08 от 20.08.2026</w:t>
+              <w:spacing w:after="0" w:line="240" w:lineRule="auto"/>
+              <w:rPr>
+                <w:sz w:val="22"/>
+                <w:szCs w:val="22"/>
+              </w:rPr>
+            </w:pPr>
+            <w:r>
+              <w:rPr>
+                <w:rFonts w:ascii="Times New Roman" w:hAnsi="Times New Roman"/>
+                <w:sz w:val="22"/>
+              </w:rPr>
+              <w:t>Договор № 25/08 от 20.08.2026; акт АП-02 от 01.09.2026</w:t>
             </w:r>
           </w:p>
         </w:tc>
@@ -1382,6 +1380,7 @@
         <w:trPr>
           <w:cantSplit/>
           <w:trHeight w:val="482"/>
+          <w:cantSplit/>
         </w:trPr>
         <w:tc>
           <w:tcPr>
@@ -1389,8 +1388,7 @@
           </w:tcPr>
           <w:p>
             <w:pPr>
-              <w:keepLines/>
-              <w:widowControl/>
+              <w:spacing w:after="0" w:line="240" w:lineRule="auto"/>
               <w:jc w:val="center"/>
               <w:rPr>
                 <w:sz w:val="22"/>
@@ -1412,19 +1410,18 @@
           </w:tcPr>
           <w:p>
             <w:pPr>
-              <w:keepLines/>
-              <w:widowControl/>
-              <w:rPr>
-                <w:sz w:val="22"/>
-                <w:szCs w:val="22"/>
-              </w:rPr>
-            </w:pPr>
-            <w:r>
-              <w:rPr>
-                <w:rFonts w:ascii="Times New Roman" w:hAnsi="Times New Roman"/>
-                <w:sz w:val="22"/>
-              </w:rPr>
-              <w:t>МФУ</w:t>
+              <w:spacing w:after="0" w:line="240" w:lineRule="auto"/>
+              <w:rPr>
+                <w:sz w:val="22"/>
+                <w:szCs w:val="22"/>
+              </w:rPr>
+            </w:pPr>
+            <w:r>
+              <w:rPr>
+                <w:rFonts w:ascii="Times New Roman" w:hAnsi="Times New Roman"/>
+                <w:sz w:val="22"/>
+              </w:rPr>
+              <w:t>Локальное МФУ</w:t>
             </w:r>
           </w:p>
         </w:tc>
@@ -1434,18 +1431,18 @@
           </w:tcPr>
           <w:p>
             <w:pPr>
-              <w:keepLines/>
-              <w:widowControl/>
-              <w:rPr>
-                <w:sz w:val="22"/>
-                <w:szCs w:val="22"/>
-              </w:rPr>
-            </w:pPr>
-            <w:r>
-              <w:rPr>
-                <w:rFonts w:ascii="Times New Roman" w:hAnsi="Times New Roman"/>
-                <w:sz w:val="22"/>
-              </w:rPr>
+              <w:spacing w:after="0" w:line="240" w:lineRule="auto"/>
+              <w:rPr>
+                <w:sz w:val="22"/>
+                <w:szCs w:val="22"/>
+              </w:rPr>
+            </w:pPr>
+            <w:r>
+              <w:rPr>
+                <w:rFonts w:ascii="Times New Roman" w:hAnsi="Times New Roman"/>
+                <w:sz w:val="22"/>
+              </w:rPr>
+              <w:t>Поставка ИТ-Снаб; страна комплектующих по поставке</w:t>
             </w:r>
           </w:p>
         </w:tc>
@@ -1455,19 +1452,19 @@
           </w:tcPr>
           <w:p>
             <w:pPr>
-              <w:keepLines/>
-              <w:widowControl/>
-              <w:jc w:val="center"/>
-              <w:rPr>
-                <w:sz w:val="22"/>
-                <w:szCs w:val="22"/>
-              </w:rPr>
-            </w:pPr>
-            <w:r>
-              <w:rPr>
-                <w:rFonts w:ascii="Times New Roman" w:hAnsi="Times New Roman"/>
-                <w:sz w:val="22"/>
-              </w:rPr>
+              <w:spacing w:after="0" w:line="240" w:lineRule="auto"/>
+              <w:jc w:val="center"/>
+              <w:rPr>
+                <w:sz w:val="22"/>
+                <w:szCs w:val="22"/>
+              </w:rPr>
+            </w:pPr>
+            <w:r>
+              <w:rPr>
+                <w:rFonts w:ascii="Times New Roman" w:hAnsi="Times New Roman"/>
+                <w:sz w:val="22"/>
+              </w:rPr>
+              <w:t>Учётный MFP-01</w:t>
             </w:r>
           </w:p>
         </w:tc>
@@ -1477,18 +1474,18 @@
           </w:tcPr>
           <w:p>
             <w:pPr>
-              <w:keepLines/>
-              <w:widowControl/>
-              <w:rPr>
-                <w:sz w:val="22"/>
-                <w:szCs w:val="22"/>
-              </w:rPr>
-            </w:pPr>
-            <w:r>
-              <w:rPr>
-                <w:rFonts w:ascii="Times New Roman" w:hAnsi="Times New Roman"/>
-                <w:sz w:val="22"/>
-              </w:rPr>
+              <w:spacing w:after="0" w:line="240" w:lineRule="auto"/>
+              <w:rPr>
+                <w:sz w:val="22"/>
+                <w:szCs w:val="22"/>
+              </w:rPr>
+            </w:pPr>
+            <w:r>
+              <w:rPr>
+                <w:rFonts w:ascii="Times New Roman" w:hAnsi="Times New Roman"/>
+                <w:sz w:val="22"/>
+              </w:rPr>
+              <w:t>A4, двусторонняя печать, USB; сетевые интерфейсы отключены</w:t>
             </w:r>
           </w:p>
         </w:tc>
@@ -1498,19 +1495,19 @@
           </w:tcPr>
           <w:p>
             <w:pPr>
-              <w:keepLines/>
-              <w:widowControl/>
-              <w:jc w:val="center"/>
-              <w:rPr>
-                <w:sz w:val="22"/>
-                <w:szCs w:val="22"/>
-              </w:rPr>
-            </w:pPr>
-            <w:r>
-              <w:rPr>
-                <w:rFonts w:ascii="Times New Roman" w:hAnsi="Times New Roman"/>
-                <w:sz w:val="22"/>
-              </w:rPr>
+              <w:spacing w:after="0" w:line="240" w:lineRule="auto"/>
+              <w:jc w:val="center"/>
+              <w:rPr>
+                <w:sz w:val="22"/>
+                <w:szCs w:val="22"/>
+              </w:rPr>
+            </w:pPr>
+            <w:r>
+              <w:rPr>
+                <w:rFonts w:ascii="Times New Roman" w:hAnsi="Times New Roman"/>
+                <w:sz w:val="22"/>
+              </w:rPr>
+              <w:t>2026</w:t>
             </w:r>
           </w:p>
         </w:tc>
@@ -1520,19 +1517,18 @@
           </w:tcPr>
           <w:p>
             <w:pPr>
-              <w:keepLines/>
-              <w:widowControl/>
-              <w:rPr>
-                <w:sz w:val="22"/>
-                <w:szCs w:val="22"/>
-              </w:rPr>
-            </w:pPr>
-            <w:r>
-              <w:rPr>
-                <w:rFonts w:ascii="Times New Roman" w:hAnsi="Times New Roman"/>
-                <w:sz w:val="22"/>
-              </w:rPr>
-              <w:t>Договор купли-продажи № 12/08 от 25.08.2026; акт приема-передачи от 28.08.2026 (указан в договоре); серверная (лаборатория СЗИ), техпаспорт ЗП № 1</w:t>
+              <w:spacing w:after="0" w:line="240" w:lineRule="auto"/>
+              <w:rPr>
+                <w:sz w:val="22"/>
+                <w:szCs w:val="22"/>
+              </w:rPr>
+            </w:pPr>
+            <w:r>
+              <w:rPr>
+                <w:rFonts w:ascii="Times New Roman" w:hAnsi="Times New Roman"/>
+                <w:sz w:val="22"/>
+              </w:rPr>
+              <w:t>Договор № 12/08 от 25.08.2026; спецификация МТБ-01; акт АП-01 от 28.08.2026; помещение 04</w:t>
             </w:r>
           </w:p>
         </w:tc>
@@ -1542,19 +1538,18 @@
           </w:tcPr>
           <w:p>
             <w:pPr>
-              <w:keepLines/>
-              <w:widowControl/>
-              <w:rPr>
-                <w:sz w:val="22"/>
-                <w:szCs w:val="22"/>
-              </w:rPr>
-            </w:pPr>
-            <w:r>
-              <w:rPr>
-                <w:rFonts w:ascii="Times New Roman" w:hAnsi="Times New Roman"/>
-                <w:sz w:val="22"/>
-              </w:rPr>
-              <w:t>Аттестат АС-2026-1145 от 01.09.2026</w:t>
+              <w:spacing w:after="0" w:line="240" w:lineRule="auto"/>
+              <w:rPr>
+                <w:sz w:val="22"/>
+                <w:szCs w:val="22"/>
+              </w:rPr>
+            </w:pPr>
+            <w:r>
+              <w:rPr>
+                <w:rFonts w:ascii="Times New Roman" w:hAnsi="Times New Roman"/>
+                <w:sz w:val="22"/>
+              </w:rPr>
+              <w:t>Паспорт АС-01 от 01.09.2026; директор. Аттестат: Не оформлялся; номер выданного документа отсутствует</w:t>
             </w:r>
           </w:p>
         </w:tc>
@@ -1564,19 +1559,18 @@
           </w:tcPr>
           <w:p>
             <w:pPr>
-              <w:keepLines/>
-              <w:widowControl/>
-              <w:rPr>
-                <w:sz w:val="22"/>
-                <w:szCs w:val="22"/>
-              </w:rPr>
-            </w:pPr>
-            <w:r>
-              <w:rPr>
-                <w:rFonts w:ascii="Times New Roman" w:hAnsi="Times New Roman"/>
-                <w:sz w:val="22"/>
-              </w:rPr>
-              <w:t>Договор аренды № 25/08 от 20.08.2026</w:t>
+              <w:spacing w:after="0" w:line="240" w:lineRule="auto"/>
+              <w:rPr>
+                <w:sz w:val="22"/>
+                <w:szCs w:val="22"/>
+              </w:rPr>
+            </w:pPr>
+            <w:r>
+              <w:rPr>
+                <w:rFonts w:ascii="Times New Roman" w:hAnsi="Times New Roman"/>
+                <w:sz w:val="22"/>
+              </w:rPr>
+              <w:t>Договор № 25/08 от 20.08.2026; акт АП-02 от 01.09.2026</w:t>
             </w:r>
           </w:p>
         </w:tc>
@@ -1591,6 +1585,7 @@
         <w:trPr>
           <w:cantSplit/>
           <w:trHeight w:val="482"/>
+          <w:cantSplit/>
         </w:trPr>
         <w:tc>
           <w:tcPr>
@@ -1598,8 +1593,7 @@
           </w:tcPr>
           <w:p>
             <w:pPr>
-              <w:keepLines/>
-              <w:widowControl/>
+              <w:spacing w:after="0" w:line="240" w:lineRule="auto"/>
               <w:jc w:val="center"/>
               <w:rPr>
                 <w:sz w:val="22"/>
@@ -1621,8 +1615,7 @@
           </w:tcPr>
           <w:p>
             <w:pPr>
-              <w:keepLines/>
-              <w:widowControl/>
+              <w:spacing w:after="0" w:line="240" w:lineRule="auto"/>
               <w:rPr>
                 <w:sz w:val="22"/>
                 <w:szCs w:val="22"/>
@@ -1643,18 +1636,18 @@
           </w:tcPr>
           <w:p>
             <w:pPr>
-              <w:keepLines/>
-              <w:widowControl/>
-              <w:rPr>
-                <w:sz w:val="22"/>
-                <w:szCs w:val="22"/>
-              </w:rPr>
-            </w:pPr>
-            <w:r>
-              <w:rPr>
-                <w:rFonts w:ascii="Times New Roman" w:hAnsi="Times New Roman"/>
-                <w:sz w:val="22"/>
-              </w:rPr>
+              <w:spacing w:after="0" w:line="240" w:lineRule="auto"/>
+              <w:rPr>
+                <w:sz w:val="22"/>
+                <w:szCs w:val="22"/>
+              </w:rPr>
+            </w:pPr>
+            <w:r>
+              <w:rPr>
+                <w:rFonts w:ascii="Times New Roman" w:hAnsi="Times New Roman"/>
+                <w:sz w:val="22"/>
+              </w:rPr>
+              <w:t>Поставка ИТ-Снаб; страна комплектующих по поставке</w:t>
             </w:r>
           </w:p>
         </w:tc>
@@ -1664,19 +1657,19 @@
           </w:tcPr>
           <w:p>
             <w:pPr>
-              <w:keepLines/>
-              <w:widowControl/>
-              <w:jc w:val="center"/>
-              <w:rPr>
-                <w:sz w:val="22"/>
-                <w:szCs w:val="22"/>
-              </w:rPr>
-            </w:pPr>
-            <w:r>
-              <w:rPr>
-                <w:rFonts w:ascii="Times New Roman" w:hAnsi="Times New Roman"/>
-                <w:sz w:val="22"/>
-              </w:rPr>
+              <w:spacing w:after="0" w:line="240" w:lineRule="auto"/>
+              <w:jc w:val="center"/>
+              <w:rPr>
+                <w:sz w:val="22"/>
+                <w:szCs w:val="22"/>
+              </w:rPr>
+            </w:pPr>
+            <w:r>
+              <w:rPr>
+                <w:rFonts w:ascii="Times New Roman" w:hAnsi="Times New Roman"/>
+                <w:sz w:val="22"/>
+              </w:rPr>
+              <w:t>Учётный UPS-01</w:t>
             </w:r>
           </w:p>
         </w:tc>
@@ -1686,18 +1679,18 @@
           </w:tcPr>
           <w:p>
             <w:pPr>
-              <w:keepLines/>
-              <w:widowControl/>
-              <w:rPr>
-                <w:sz w:val="22"/>
-                <w:szCs w:val="22"/>
-              </w:rPr>
-            </w:pPr>
-            <w:r>
-              <w:rPr>
-                <w:rFonts w:ascii="Times New Roman" w:hAnsi="Times New Roman"/>
-                <w:sz w:val="22"/>
-              </w:rPr>
+              <w:spacing w:after="0" w:line="240" w:lineRule="auto"/>
+              <w:rPr>
+                <w:sz w:val="22"/>
+                <w:szCs w:val="22"/>
+              </w:rPr>
+            </w:pPr>
+            <w:r>
+              <w:rPr>
+                <w:rFonts w:ascii="Times New Roman" w:hAnsi="Times New Roman"/>
+                <w:sz w:val="22"/>
+              </w:rPr>
+              <w:t>1500 ВА / 900 Вт; сервер и коммутатор, корректное завершение работы</w:t>
             </w:r>
           </w:p>
         </w:tc>
@@ -1707,19 +1700,19 @@
           </w:tcPr>
           <w:p>
             <w:pPr>
-              <w:keepLines/>
-              <w:widowControl/>
-              <w:jc w:val="center"/>
-              <w:rPr>
-                <w:sz w:val="22"/>
-                <w:szCs w:val="22"/>
-              </w:rPr>
-            </w:pPr>
-            <w:r>
-              <w:rPr>
-                <w:rFonts w:ascii="Times New Roman" w:hAnsi="Times New Roman"/>
-                <w:sz w:val="22"/>
-              </w:rPr>
+              <w:spacing w:after="0" w:line="240" w:lineRule="auto"/>
+              <w:jc w:val="center"/>
+              <w:rPr>
+                <w:sz w:val="22"/>
+                <w:szCs w:val="22"/>
+              </w:rPr>
+            </w:pPr>
+            <w:r>
+              <w:rPr>
+                <w:rFonts w:ascii="Times New Roman" w:hAnsi="Times New Roman"/>
+                <w:sz w:val="22"/>
+              </w:rPr>
+              <w:t>2026</w:t>
             </w:r>
           </w:p>
         </w:tc>
@@ -1729,19 +1722,18 @@
           </w:tcPr>
           <w:p>
             <w:pPr>
-              <w:keepLines/>
-              <w:widowControl/>
-              <w:rPr>
-                <w:sz w:val="22"/>
-                <w:szCs w:val="22"/>
-              </w:rPr>
-            </w:pPr>
-            <w:r>
-              <w:rPr>
-                <w:rFonts w:ascii="Times New Roman" w:hAnsi="Times New Roman"/>
-                <w:sz w:val="22"/>
-              </w:rPr>
-              <w:t>серверная (лаборатория СЗИ), техпаспорт ЗП № 1</w:t>
+              <w:spacing w:after="0" w:line="240" w:lineRule="auto"/>
+              <w:rPr>
+                <w:sz w:val="22"/>
+                <w:szCs w:val="22"/>
+              </w:rPr>
+            </w:pPr>
+            <w:r>
+              <w:rPr>
+                <w:rFonts w:ascii="Times New Roman" w:hAnsi="Times New Roman"/>
+                <w:sz w:val="22"/>
+              </w:rPr>
+              <w:t>Договор № 12/08 от 25.08.2026; спецификация МТБ-01; акт АП-01 от 28.08.2026; помещение 04</w:t>
             </w:r>
           </w:p>
         </w:tc>
@@ -1751,19 +1743,18 @@
           </w:tcPr>
           <w:p>
             <w:pPr>
-              <w:keepLines/>
-              <w:widowControl/>
-              <w:rPr>
-                <w:sz w:val="22"/>
-                <w:szCs w:val="22"/>
-              </w:rPr>
-            </w:pPr>
-            <w:r>
-              <w:rPr>
-                <w:rFonts w:ascii="Times New Roman" w:hAnsi="Times New Roman"/>
-                <w:sz w:val="22"/>
-              </w:rPr>
-              <w:t>Аттестат АС-2026-1145 от 01.09.2026</w:t>
+              <w:spacing w:after="0" w:line="240" w:lineRule="auto"/>
+              <w:rPr>
+                <w:sz w:val="22"/>
+                <w:szCs w:val="22"/>
+              </w:rPr>
+            </w:pPr>
+            <w:r>
+              <w:rPr>
+                <w:rFonts w:ascii="Times New Roman" w:hAnsi="Times New Roman"/>
+                <w:sz w:val="22"/>
+              </w:rPr>
+              <w:t>Паспорт АС-01 от 01.09.2026; директор. Аттестат: Не оформлялся; номер выданного документа отсутствует</w:t>
             </w:r>
           </w:p>
         </w:tc>
@@ -1773,19 +1764,223 @@
           </w:tcPr>
           <w:p>
             <w:pPr>
-              <w:keepLines/>
-              <w:widowControl/>
-              <w:rPr>
-                <w:sz w:val="22"/>
-                <w:szCs w:val="22"/>
-              </w:rPr>
-            </w:pPr>
-            <w:r>
-              <w:rPr>
-                <w:rFonts w:ascii="Times New Roman" w:hAnsi="Times New Roman"/>
-                <w:sz w:val="22"/>
-              </w:rPr>
-              <w:t>Договор аренды № 25/08 от 20.08.2026</w:t>
+              <w:spacing w:after="0" w:line="240" w:lineRule="auto"/>
+              <w:rPr>
+                <w:sz w:val="22"/>
+                <w:szCs w:val="22"/>
+              </w:rPr>
+            </w:pPr>
+            <w:r>
+              <w:rPr>
+                <w:rFonts w:ascii="Times New Roman" w:hAnsi="Times New Roman"/>
+                <w:sz w:val="22"/>
+              </w:rPr>
+              <w:t>Договор № 25/08 от 20.08.2026; акт АП-02 от 01.09.2026</w:t>
+            </w:r>
+          </w:p>
+        </w:tc>
+      </w:tr>
+      <w:tr>
+        <w:tblPrEx>
+          <w:tblCellMar>
+            <w:top w:w="0" w:type="dxa"/>
+            <w:bottom w:w="0" w:type="dxa"/>
+          </w:tblCellMar>
+        </w:tblPrEx>
+        <w:trPr>
+          <w:cantSplit/>
+          <w:trHeight w:val="482"/>
+          <w:cantSplit/>
+        </w:trPr>
+        <w:tc>
+          <w:tcPr>
+            <w:tcW w:w="567" w:type="dxa"/>
+          </w:tcPr>
+          <w:p>
+            <w:pPr>
+              <w:spacing w:after="0" w:line="240" w:lineRule="auto"/>
+              <w:jc w:val="center"/>
+              <w:rPr>
+                <w:sz w:val="22"/>
+                <w:szCs w:val="22"/>
+              </w:rPr>
+            </w:pPr>
+            <w:r>
+              <w:rPr>
+                <w:rFonts w:ascii="Times New Roman" w:hAnsi="Times New Roman"/>
+                <w:sz w:val="22"/>
+              </w:rPr>
+              <w:t>6</w:t>
+            </w:r>
+          </w:p>
+        </w:tc>
+        <w:tc>
+          <w:tcPr>
+            <w:tcW w:w="2155" w:type="dxa"/>
+          </w:tcPr>
+          <w:p>
+            <w:pPr>
+              <w:spacing w:after="0" w:line="240" w:lineRule="auto"/>
+              <w:rPr>
+                <w:sz w:val="22"/>
+                <w:szCs w:val="22"/>
+              </w:rPr>
+            </w:pPr>
+            <w:r>
+              <w:rPr>
+                <w:rFonts w:ascii="Times New Roman" w:hAnsi="Times New Roman"/>
+                <w:sz w:val="22"/>
+              </w:rPr>
+              <w:t>Коммутатор защищённого контура</w:t>
+            </w:r>
+          </w:p>
+        </w:tc>
+        <w:tc>
+          <w:tcPr>
+            <w:tcW w:w="1474" w:type="dxa"/>
+          </w:tcPr>
+          <w:p>
+            <w:pPr>
+              <w:spacing w:after="0" w:line="240" w:lineRule="auto"/>
+              <w:rPr>
+                <w:sz w:val="22"/>
+                <w:szCs w:val="22"/>
+              </w:rPr>
+            </w:pPr>
+            <w:r>
+              <w:rPr>
+                <w:rFonts w:ascii="Times New Roman" w:hAnsi="Times New Roman"/>
+                <w:sz w:val="22"/>
+              </w:rPr>
+              <w:t>Поставка ИТ-Снаб; страна комплектующих по поставке</w:t>
+            </w:r>
+          </w:p>
+        </w:tc>
+        <w:tc>
+          <w:tcPr>
+            <w:tcW w:w="1134" w:type="dxa"/>
+          </w:tcPr>
+          <w:p>
+            <w:pPr>
+              <w:spacing w:after="0" w:line="240" w:lineRule="auto"/>
+              <w:jc w:val="center"/>
+              <w:rPr>
+                <w:sz w:val="22"/>
+                <w:szCs w:val="22"/>
+              </w:rPr>
+            </w:pPr>
+            <w:r>
+              <w:rPr>
+                <w:rFonts w:ascii="Times New Roman" w:hAnsi="Times New Roman"/>
+                <w:sz w:val="22"/>
+              </w:rPr>
+              <w:t>Учётный SW-Z</w:t>
+            </w:r>
+          </w:p>
+        </w:tc>
+        <w:tc>
+          <w:tcPr>
+            <w:tcW w:w="1814" w:type="dxa"/>
+          </w:tcPr>
+          <w:p>
+            <w:pPr>
+              <w:spacing w:after="0" w:line="240" w:lineRule="auto"/>
+              <w:rPr>
+                <w:sz w:val="22"/>
+                <w:szCs w:val="22"/>
+              </w:rPr>
+            </w:pPr>
+            <w:r>
+              <w:rPr>
+                <w:rFonts w:ascii="Times New Roman" w:hAnsi="Times New Roman"/>
+                <w:sz w:val="22"/>
+              </w:rPr>
+              <w:t>8 портов 1 Гбит/с, без маршрута в общий контур</w:t>
+            </w:r>
+          </w:p>
+        </w:tc>
+        <w:tc>
+          <w:tcPr>
+            <w:tcW w:w="907" w:type="dxa"/>
+          </w:tcPr>
+          <w:p>
+            <w:pPr>
+              <w:spacing w:after="0" w:line="240" w:lineRule="auto"/>
+              <w:jc w:val="center"/>
+              <w:rPr>
+                <w:sz w:val="22"/>
+                <w:szCs w:val="22"/>
+              </w:rPr>
+            </w:pPr>
+            <w:r>
+              <w:rPr>
+                <w:rFonts w:ascii="Times New Roman" w:hAnsi="Times New Roman"/>
+                <w:sz w:val="22"/>
+              </w:rPr>
+              <w:t>2026</w:t>
+            </w:r>
+          </w:p>
+        </w:tc>
+        <w:tc>
+          <w:tcPr>
+            <w:tcW w:w="2381" w:type="dxa"/>
+          </w:tcPr>
+          <w:p>
+            <w:pPr>
+              <w:spacing w:after="0" w:line="240" w:lineRule="auto"/>
+              <w:rPr>
+                <w:sz w:val="22"/>
+                <w:szCs w:val="22"/>
+              </w:rPr>
+            </w:pPr>
+            <w:r>
+              <w:rPr>
+                <w:rFonts w:ascii="Times New Roman" w:hAnsi="Times New Roman"/>
+                <w:sz w:val="22"/>
+              </w:rPr>
+              <w:t>Договор № 12/08 от 25.08.2026; спецификация МТБ-01; акт АП-01 от 28.08.2026; помещение 04</w:t>
+            </w:r>
+          </w:p>
+        </w:tc>
+        <w:tc>
+          <w:tcPr>
+            <w:tcW w:w="2381" w:type="dxa"/>
+          </w:tcPr>
+          <w:p>
+            <w:pPr>
+              <w:spacing w:after="0" w:line="240" w:lineRule="auto"/>
+              <w:rPr>
+                <w:sz w:val="22"/>
+                <w:szCs w:val="22"/>
+              </w:rPr>
+            </w:pPr>
+            <w:r>
+              <w:rPr>
+                <w:rFonts w:ascii="Times New Roman" w:hAnsi="Times New Roman"/>
+                <w:sz w:val="22"/>
+              </w:rPr>
+              <w:t>Паспорт АС-01 от 01.09.2026; директор. Аттестат: Не оформлялся; номер выданного документа отсутствует</w:t>
+            </w:r>
+          </w:p>
+        </w:tc>
+        <w:tc>
+          <w:tcPr>
+            <w:tcW w:w="2381" w:type="dxa"/>
+          </w:tcPr>
+          <w:p>
+            <w:pPr>
+              <w:spacing w:after="0" w:line="240" w:lineRule="auto"/>
+              <w:rPr>
+                <w:sz w:val="22"/>
+                <w:szCs w:val="22"/>
+              </w:rPr>
+            </w:pPr>
+            <w:r>
+              <w:rPr>
+                <w:rFonts w:ascii="Times New Roman" w:hAnsi="Times New Roman"/>
+                <w:sz w:val="22"/>
+              </w:rPr>
+              <w:t>Договор № 25/08 от 20.08.2026; акт АП-02 от 01.09.2026</w:t>
             </w:r>
           </w:p>
         </w:tc>
@@ -2399,6 +2594,7 @@
         <w:trPr>
           <w:cantSplit/>
           <w:trHeight w:val="482"/>
+          <w:cantSplit/>
         </w:trPr>
         <w:tc>
           <w:tcPr>
@@ -2406,8 +2602,7 @@
           </w:tcPr>
           <w:p>
             <w:pPr>
-              <w:keepLines/>
-              <w:widowControl/>
+              <w:spacing w:after="0" w:line="240" w:lineRule="auto"/>
               <w:jc w:val="center"/>
               <w:rPr>
                 <w:sz w:val="22"/>
@@ -2429,19 +2624,18 @@
           </w:tcPr>
           <w:p>
             <w:pPr>
-              <w:keepLines/>
-              <w:widowControl/>
-              <w:rPr>
-                <w:sz w:val="22"/>
-                <w:szCs w:val="22"/>
-              </w:rPr>
-            </w:pPr>
-            <w:r>
-              <w:rPr>
-                <w:rFonts w:ascii="Times New Roman" w:hAnsi="Times New Roman"/>
-                <w:sz w:val="22"/>
-              </w:rPr>
-              <w:t>ОС Astra Linux Special Edition 1.7</w:t>
+              <w:spacing w:after="0" w:line="240" w:lineRule="auto"/>
+              <w:rPr>
+                <w:sz w:val="22"/>
+                <w:szCs w:val="22"/>
+              </w:rPr>
+            </w:pPr>
+            <w:r>
+              <w:rPr>
+                <w:rFonts w:ascii="Times New Roman" w:hAnsi="Times New Roman"/>
+                <w:sz w:val="22"/>
+              </w:rPr>
+              <w:t>Astra Linux Special Edition 1.8</w:t>
             </w:r>
           </w:p>
         </w:tc>
@@ -2451,19 +2645,18 @@
           </w:tcPr>
           <w:p>
             <w:pPr>
-              <w:keepLines/>
-              <w:widowControl/>
-              <w:rPr>
-                <w:sz w:val="22"/>
-                <w:szCs w:val="22"/>
-              </w:rPr>
-            </w:pPr>
-            <w:r>
-              <w:rPr>
-                <w:rFonts w:ascii="Times New Roman" w:hAnsi="Times New Roman"/>
-                <w:sz w:val="22"/>
-              </w:rPr>
-              <w:t>Защищённая операционная система</w:t>
+              <w:spacing w:after="0" w:line="240" w:lineRule="auto"/>
+              <w:rPr>
+                <w:sz w:val="22"/>
+                <w:szCs w:val="22"/>
+              </w:rPr>
+            </w:pPr>
+            <w:r>
+              <w:rPr>
+                <w:rFonts w:ascii="Times New Roman" w:hAnsi="Times New Roman"/>
+                <w:sz w:val="22"/>
+              </w:rPr>
+              <w:t>ОС, именные учётные записи, управление доступом, журналирование</w:t>
             </w:r>
           </w:p>
         </w:tc>
@@ -2473,18 +2666,18 @@
           </w:tcPr>
           <w:p>
             <w:pPr>
-              <w:keepLines/>
-              <w:widowControl/>
-              <w:rPr>
-                <w:sz w:val="22"/>
-                <w:szCs w:val="22"/>
-              </w:rPr>
-            </w:pPr>
-            <w:r>
-              <w:rPr>
-                <w:rFonts w:ascii="Times New Roman" w:hAnsi="Times New Roman"/>
-                <w:sz w:val="22"/>
-              </w:rPr>
+              <w:spacing w:after="0" w:line="240" w:lineRule="auto"/>
+              <w:rPr>
+                <w:sz w:val="22"/>
+                <w:szCs w:val="22"/>
+              </w:rPr>
+            </w:pPr>
+            <w:r>
+              <w:rPr>
+                <w:rFonts w:ascii="Times New Roman" w:hAnsi="Times New Roman"/>
+                <w:sz w:val="22"/>
+              </w:rPr>
+              <w:t>ООО «РусБИТех-Астра»</w:t>
             </w:r>
           </w:p>
         </w:tc>
@@ -2494,19 +2687,19 @@
           </w:tcPr>
           <w:p>
             <w:pPr>
-              <w:keepLines/>
-              <w:widowControl/>
-              <w:jc w:val="center"/>
-              <w:rPr>
-                <w:sz w:val="22"/>
-                <w:szCs w:val="22"/>
-              </w:rPr>
-            </w:pPr>
-            <w:r>
-              <w:rPr>
-                <w:rFonts w:ascii="Times New Roman" w:hAnsi="Times New Roman"/>
-                <w:sz w:val="22"/>
-              </w:rPr>
+              <w:spacing w:after="0" w:line="240" w:lineRule="auto"/>
+              <w:jc w:val="center"/>
+              <w:rPr>
+                <w:sz w:val="22"/>
+                <w:szCs w:val="22"/>
+              </w:rPr>
+            </w:pPr>
+            <w:r>
+              <w:rPr>
+                <w:rFonts w:ascii="Times New Roman" w:hAnsi="Times New Roman"/>
+                <w:sz w:val="22"/>
+              </w:rPr>
+              <w:t>OS-01; экземпляры по поставке</w:t>
             </w:r>
           </w:p>
         </w:tc>
@@ -2516,19 +2709,18 @@
           </w:tcPr>
           <w:p>
             <w:pPr>
-              <w:keepLines/>
-              <w:widowControl/>
-              <w:rPr>
-                <w:sz w:val="22"/>
-                <w:szCs w:val="22"/>
-              </w:rPr>
-            </w:pPr>
-            <w:r>
-              <w:rPr>
-                <w:rFonts w:ascii="Times New Roman" w:hAnsi="Times New Roman"/>
-                <w:sz w:val="22"/>
-              </w:rPr>
-              <w:t>Договор купли-продажи № 12/08 от 25.08.2026; акт приема-передачи от 28.08.2026 (указан в договоре)</w:t>
+              <w:spacing w:after="0" w:line="240" w:lineRule="auto"/>
+              <w:rPr>
+                <w:sz w:val="22"/>
+                <w:szCs w:val="22"/>
+              </w:rPr>
+            </w:pPr>
+            <w:r>
+              <w:rPr>
+                <w:rFonts w:ascii="Times New Roman" w:hAnsi="Times New Roman"/>
+                <w:sz w:val="22"/>
+              </w:rPr>
+              <w:t>Договор № 12/08 от 25.08.2026; спецификация МТБ-01; акт АП-01 от 28.08.2026</w:t>
             </w:r>
           </w:p>
         </w:tc>
@@ -2538,20 +2730,19 @@
           </w:tcPr>
           <w:p>
             <w:pPr>
-              <w:keepLines/>
-              <w:widowControl/>
-              <w:jc w:val="center"/>
-              <w:rPr>
-                <w:sz w:val="22"/>
-                <w:szCs w:val="22"/>
-              </w:rPr>
-            </w:pPr>
-            <w:r>
-              <w:rPr>
-                <w:rFonts w:ascii="Times New Roman" w:hAnsi="Times New Roman"/>
-                <w:sz w:val="22"/>
-              </w:rPr>
-              <w:t>СФ/114-4123 от 18.01.2025</w:t>
+              <w:spacing w:after="0" w:line="240" w:lineRule="auto"/>
+              <w:jc w:val="center"/>
+              <w:rPr>
+                <w:sz w:val="22"/>
+                <w:szCs w:val="22"/>
+              </w:rPr>
+            </w:pPr>
+            <w:r>
+              <w:rPr>
+                <w:rFonts w:ascii="Times New Roman" w:hAnsi="Times New Roman"/>
+                <w:sz w:val="22"/>
+              </w:rPr>
+              <w:t>ФСТЭК № 2557; переоформлен 03.06.2026; действует до 27.01.2031; знак экземпляра по поставке</w:t>
             </w:r>
           </w:p>
         </w:tc>
@@ -2561,18 +2752,18 @@
           </w:tcPr>
           <w:p>
             <w:pPr>
-              <w:keepLines/>
-              <w:widowControl/>
-              <w:rPr>
-                <w:sz w:val="22"/>
-                <w:szCs w:val="22"/>
-              </w:rPr>
-            </w:pPr>
-            <w:r>
-              <w:rPr>
-                <w:rFonts w:ascii="Times New Roman" w:hAnsi="Times New Roman"/>
-                <w:sz w:val="22"/>
-              </w:rPr>
+              <w:spacing w:after="0" w:line="240" w:lineRule="auto"/>
+              <w:rPr>
+                <w:sz w:val="22"/>
+                <w:szCs w:val="22"/>
+              </w:rPr>
+            </w:pPr>
+            <w:r>
+              <w:rPr>
+                <w:rFonts w:ascii="Times New Roman" w:hAnsi="Times New Roman"/>
+                <w:sz w:val="22"/>
+              </w:rPr>
+              <w:t>АС-01 от 01.09.2026; директор</w:t>
             </w:r>
           </w:p>
         </w:tc>
@@ -2587,6 +2778,7 @@
         <w:trPr>
           <w:cantSplit/>
           <w:trHeight w:val="482"/>
+          <w:cantSplit/>
         </w:trPr>
         <w:tc>
           <w:tcPr>
@@ -2594,8 +2786,7 @@
           </w:tcPr>
           <w:p>
             <w:pPr>
-              <w:keepLines/>
-              <w:widowControl/>
+              <w:spacing w:after="0" w:line="240" w:lineRule="auto"/>
               <w:jc w:val="center"/>
               <w:rPr>
                 <w:sz w:val="22"/>
@@ -2617,19 +2808,18 @@
           </w:tcPr>
           <w:p>
             <w:pPr>
-              <w:keepLines/>
-              <w:widowControl/>
-              <w:rPr>
-                <w:sz w:val="22"/>
-                <w:szCs w:val="22"/>
-              </w:rPr>
-            </w:pPr>
-            <w:r>
-              <w:rPr>
-                <w:rFonts w:ascii="Times New Roman" w:hAnsi="Times New Roman"/>
-                <w:sz w:val="22"/>
-              </w:rPr>
-              <w:t>СЗИ НСД «СекретНет Studio»</w:t>
+              <w:spacing w:after="0" w:line="240" w:lineRule="auto"/>
+              <w:rPr>
+                <w:sz w:val="22"/>
+                <w:szCs w:val="22"/>
+              </w:rPr>
+            </w:pPr>
+            <w:r>
+              <w:rPr>
+                <w:rFonts w:ascii="Times New Roman" w:hAnsi="Times New Roman"/>
+                <w:sz w:val="22"/>
+              </w:rPr>
+              <w:t>Kaspersky Endpoint Security для Linux 12.4.0.1225</w:t>
             </w:r>
           </w:p>
         </w:tc>
@@ -2639,19 +2829,18 @@
           </w:tcPr>
           <w:p>
             <w:pPr>
-              <w:keepLines/>
-              <w:widowControl/>
-              <w:rPr>
-                <w:sz w:val="22"/>
-                <w:szCs w:val="22"/>
-              </w:rPr>
-            </w:pPr>
-            <w:r>
-              <w:rPr>
-                <w:rFonts w:ascii="Times New Roman" w:hAnsi="Times New Roman"/>
-                <w:sz w:val="22"/>
-              </w:rPr>
-              <w:t>Защита от несанкционированного доступа</w:t>
+              <w:spacing w:after="0" w:line="240" w:lineRule="auto"/>
+              <w:rPr>
+                <w:sz w:val="22"/>
+                <w:szCs w:val="22"/>
+              </w:rPr>
+            </w:pPr>
+            <w:r>
+              <w:rPr>
+                <w:rFonts w:ascii="Times New Roman" w:hAnsi="Times New Roman"/>
+                <w:sz w:val="22"/>
+              </w:rPr>
+              <w:t>Локальная защита физических компьютеров и сервера; без Light Agent</w:t>
             </w:r>
           </w:p>
         </w:tc>
@@ -2661,18 +2850,18 @@
           </w:tcPr>
           <w:p>
             <w:pPr>
-              <w:keepLines/>
-              <w:widowControl/>
-              <w:rPr>
-                <w:sz w:val="22"/>
-                <w:szCs w:val="22"/>
-              </w:rPr>
-            </w:pPr>
-            <w:r>
-              <w:rPr>
-                <w:rFonts w:ascii="Times New Roman" w:hAnsi="Times New Roman"/>
-                <w:sz w:val="22"/>
-              </w:rPr>
+              <w:spacing w:after="0" w:line="240" w:lineRule="auto"/>
+              <w:rPr>
+                <w:sz w:val="22"/>
+                <w:szCs w:val="22"/>
+              </w:rPr>
+            </w:pPr>
+            <w:r>
+              <w:rPr>
+                <w:rFonts w:ascii="Times New Roman" w:hAnsi="Times New Roman"/>
+                <w:sz w:val="22"/>
+              </w:rPr>
+              <w:t>АО «Лаборатория Касперского»</w:t>
             </w:r>
           </w:p>
         </w:tc>
@@ -2682,19 +2871,19 @@
           </w:tcPr>
           <w:p>
             <w:pPr>
-              <w:keepLines/>
-              <w:widowControl/>
-              <w:jc w:val="center"/>
-              <w:rPr>
-                <w:sz w:val="22"/>
-                <w:szCs w:val="22"/>
-              </w:rPr>
-            </w:pPr>
-            <w:r>
-              <w:rPr>
-                <w:rFonts w:ascii="Times New Roman" w:hAnsi="Times New Roman"/>
-                <w:sz w:val="22"/>
-              </w:rPr>
+              <w:spacing w:after="0" w:line="240" w:lineRule="auto"/>
+              <w:jc w:val="center"/>
+              <w:rPr>
+                <w:sz w:val="22"/>
+                <w:szCs w:val="22"/>
+              </w:rPr>
+            </w:pPr>
+            <w:r>
+              <w:rPr>
+                <w:rFonts w:ascii="Times New Roman" w:hAnsi="Times New Roman"/>
+                <w:sz w:val="22"/>
+              </w:rPr>
+              <w:t>AV-01; экземпляры по поставке</w:t>
             </w:r>
           </w:p>
         </w:tc>
@@ -2704,19 +2893,18 @@
           </w:tcPr>
           <w:p>
             <w:pPr>
-              <w:keepLines/>
-              <w:widowControl/>
-              <w:rPr>
-                <w:sz w:val="22"/>
-                <w:szCs w:val="22"/>
-              </w:rPr>
-            </w:pPr>
-            <w:r>
-              <w:rPr>
-                <w:rFonts w:ascii="Times New Roman" w:hAnsi="Times New Roman"/>
-                <w:sz w:val="22"/>
-              </w:rPr>
-              <w:t>Договор купли-продажи № 12/08 от 25.08.2026; акт приема-передачи от 28.08.2026 (указан в договоре)</w:t>
+              <w:spacing w:after="0" w:line="240" w:lineRule="auto"/>
+              <w:rPr>
+                <w:sz w:val="22"/>
+                <w:szCs w:val="22"/>
+              </w:rPr>
+            </w:pPr>
+            <w:r>
+              <w:rPr>
+                <w:rFonts w:ascii="Times New Roman" w:hAnsi="Times New Roman"/>
+                <w:sz w:val="22"/>
+              </w:rPr>
+              <w:t>Договор № 12/08 от 25.08.2026; спецификация МТБ-01; акт АП-01 от 28.08.2026</w:t>
             </w:r>
           </w:p>
         </w:tc>
@@ -2726,20 +2914,19 @@
           </w:tcPr>
           <w:p>
             <w:pPr>
-              <w:keepLines/>
-              <w:widowControl/>
-              <w:jc w:val="center"/>
-              <w:rPr>
-                <w:sz w:val="22"/>
-                <w:szCs w:val="22"/>
-              </w:rPr>
-            </w:pPr>
-            <w:r>
-              <w:rPr>
-                <w:rFonts w:ascii="Times New Roman" w:hAnsi="Times New Roman"/>
-                <w:sz w:val="22"/>
-              </w:rPr>
-              <w:t>СФ/124-3987 от 22.05.2025</w:t>
+              <w:spacing w:after="0" w:line="240" w:lineRule="auto"/>
+              <w:jc w:val="center"/>
+              <w:rPr>
+                <w:sz w:val="22"/>
+                <w:szCs w:val="22"/>
+              </w:rPr>
+            </w:pPr>
+            <w:r>
+              <w:rPr>
+                <w:rFonts w:ascii="Times New Roman" w:hAnsi="Times New Roman"/>
+                <w:sz w:val="22"/>
+              </w:rPr>
+              <w:t>ФСТЭК № 2534; сертифицированная версия поддерживается до 27.12.2030; знак экземпляра по поставке</w:t>
             </w:r>
           </w:p>
         </w:tc>
@@ -2749,18 +2936,18 @@
           </w:tcPr>
           <w:p>
             <w:pPr>
-              <w:keepLines/>
-              <w:widowControl/>
-              <w:rPr>
-                <w:sz w:val="22"/>
-                <w:szCs w:val="22"/>
-              </w:rPr>
-            </w:pPr>
-            <w:r>
-              <w:rPr>
-                <w:rFonts w:ascii="Times New Roman" w:hAnsi="Times New Roman"/>
-                <w:sz w:val="22"/>
-              </w:rPr>
+              <w:spacing w:after="0" w:line="240" w:lineRule="auto"/>
+              <w:rPr>
+                <w:sz w:val="22"/>
+                <w:szCs w:val="22"/>
+              </w:rPr>
+            </w:pPr>
+            <w:r>
+              <w:rPr>
+                <w:rFonts w:ascii="Times New Roman" w:hAnsi="Times New Roman"/>
+                <w:sz w:val="22"/>
+              </w:rPr>
+              <w:t>АС-01 от 01.09.2026; директор</w:t>
             </w:r>
           </w:p>
         </w:tc>
@@ -3393,6 +3580,7 @@
         <w:trPr>
           <w:cantSplit/>
           <w:trHeight w:val="482"/>
+          <w:cantSplit/>
         </w:trPr>
         <w:tc>
           <w:tcPr>
@@ -3400,8 +3588,7 @@
           </w:tcPr>
           <w:p>
             <w:pPr>
-              <w:keepLines/>
-              <w:widowControl/>
+              <w:spacing w:after="0" w:line="240" w:lineRule="auto"/>
               <w:jc w:val="center"/>
               <w:rPr>
                 <w:sz w:val="22"/>
@@ -3423,19 +3610,18 @@
           </w:tcPr>
           <w:p>
             <w:pPr>
-              <w:keepLines/>
-              <w:widowControl/>
-              <w:rPr>
-                <w:sz w:val="22"/>
-                <w:szCs w:val="22"/>
-              </w:rPr>
-            </w:pPr>
-            <w:r>
-              <w:rPr>
-                <w:rFonts w:ascii="Times New Roman" w:hAnsi="Times New Roman"/>
-                <w:sz w:val="22"/>
-              </w:rPr>
-              <w:t>Astra Linux Special Edition 1.7</w:t>
+              <w:spacing w:after="0" w:line="240" w:lineRule="auto"/>
+              <w:rPr>
+                <w:sz w:val="22"/>
+                <w:szCs w:val="22"/>
+              </w:rPr>
+            </w:pPr>
+            <w:r>
+              <w:rPr>
+                <w:rFonts w:ascii="Times New Roman" w:hAnsi="Times New Roman"/>
+                <w:sz w:val="22"/>
+              </w:rPr>
+              <w:t>Astra Linux Special Edition 1.8</w:t>
             </w:r>
           </w:p>
         </w:tc>
@@ -3445,18 +3631,18 @@
           </w:tcPr>
           <w:p>
             <w:pPr>
-              <w:keepLines/>
-              <w:widowControl/>
-              <w:rPr>
-                <w:sz w:val="22"/>
-                <w:szCs w:val="22"/>
-              </w:rPr>
-            </w:pPr>
-            <w:r>
-              <w:rPr>
-                <w:rFonts w:ascii="Times New Roman" w:hAnsi="Times New Roman"/>
-                <w:sz w:val="22"/>
-              </w:rPr>
+              <w:spacing w:after="0" w:line="240" w:lineRule="auto"/>
+              <w:rPr>
+                <w:sz w:val="22"/>
+                <w:szCs w:val="22"/>
+              </w:rPr>
+            </w:pPr>
+            <w:r>
+              <w:rPr>
+                <w:rFonts w:ascii="Times New Roman" w:hAnsi="Times New Roman"/>
+                <w:sz w:val="22"/>
+              </w:rPr>
+              <w:t>ООО «РусБИТех-Астра»</w:t>
             </w:r>
           </w:p>
         </w:tc>
@@ -3466,19 +3652,18 @@
           </w:tcPr>
           <w:p>
             <w:pPr>
-              <w:keepLines/>
-              <w:widowControl/>
-              <w:rPr>
-                <w:sz w:val="22"/>
-                <w:szCs w:val="22"/>
-              </w:rPr>
-            </w:pPr>
-            <w:r>
-              <w:rPr>
-                <w:rFonts w:ascii="Times New Roman" w:hAnsi="Times New Roman"/>
-                <w:sz w:val="22"/>
-              </w:rPr>
-              <w:t>Операционная система</w:t>
+              <w:spacing w:after="0" w:line="240" w:lineRule="auto"/>
+              <w:rPr>
+                <w:sz w:val="22"/>
+                <w:szCs w:val="22"/>
+              </w:rPr>
+            </w:pPr>
+            <w:r>
+              <w:rPr>
+                <w:rFonts w:ascii="Times New Roman" w:hAnsi="Times New Roman"/>
+                <w:sz w:val="22"/>
+              </w:rPr>
+              <w:t>ОС, именные учётные записи, управление доступом, журналирование</w:t>
             </w:r>
           </w:p>
         </w:tc>
@@ -3488,19 +3673,19 @@
           </w:tcPr>
           <w:p>
             <w:pPr>
-              <w:keepLines/>
-              <w:widowControl/>
-              <w:jc w:val="center"/>
-              <w:rPr>
-                <w:sz w:val="22"/>
-                <w:szCs w:val="22"/>
-              </w:rPr>
-            </w:pPr>
-            <w:r>
-              <w:rPr>
-                <w:rFonts w:ascii="Times New Roman" w:hAnsi="Times New Roman"/>
-                <w:sz w:val="22"/>
-              </w:rPr>
+              <w:spacing w:after="0" w:line="240" w:lineRule="auto"/>
+              <w:jc w:val="center"/>
+              <w:rPr>
+                <w:sz w:val="22"/>
+                <w:szCs w:val="22"/>
+              </w:rPr>
+            </w:pPr>
+            <w:r>
+              <w:rPr>
+                <w:rFonts w:ascii="Times New Roman" w:hAnsi="Times New Roman"/>
+                <w:sz w:val="22"/>
+              </w:rPr>
+              <w:t>OS-01</w:t>
             </w:r>
           </w:p>
         </w:tc>
@@ -3510,19 +3695,18 @@
           </w:tcPr>
           <w:p>
             <w:pPr>
-              <w:keepLines/>
-              <w:widowControl/>
-              <w:rPr>
-                <w:sz w:val="22"/>
-                <w:szCs w:val="22"/>
-              </w:rPr>
-            </w:pPr>
-            <w:r>
-              <w:rPr>
-                <w:rFonts w:ascii="Times New Roman" w:hAnsi="Times New Roman"/>
-                <w:sz w:val="22"/>
-              </w:rPr>
-              <w:t>Договор купли-продажи № 12/08 от 25.08.2026; акт приема-передачи от 28.08.2026 (указан в договоре)</w:t>
+              <w:spacing w:after="0" w:line="240" w:lineRule="auto"/>
+              <w:rPr>
+                <w:sz w:val="22"/>
+                <w:szCs w:val="22"/>
+              </w:rPr>
+            </w:pPr>
+            <w:r>
+              <w:rPr>
+                <w:rFonts w:ascii="Times New Roman" w:hAnsi="Times New Roman"/>
+                <w:sz w:val="22"/>
+              </w:rPr>
+              <w:t>Договор № 12/08 от 25.08.2026; спецификация МТБ-01; акт АП-01 от 28.08.2026</w:t>
             </w:r>
           </w:p>
         </w:tc>
@@ -3532,18 +3716,18 @@
           </w:tcPr>
           <w:p>
             <w:pPr>
-              <w:keepLines/>
-              <w:widowControl/>
-              <w:rPr>
-                <w:sz w:val="22"/>
-                <w:szCs w:val="22"/>
-              </w:rPr>
-            </w:pPr>
-            <w:r>
-              <w:rPr>
-                <w:rFonts w:ascii="Times New Roman" w:hAnsi="Times New Roman"/>
-                <w:sz w:val="22"/>
-              </w:rPr>
+              <w:spacing w:after="0" w:line="240" w:lineRule="auto"/>
+              <w:rPr>
+                <w:sz w:val="22"/>
+                <w:szCs w:val="22"/>
+              </w:rPr>
+            </w:pPr>
+            <w:r>
+              <w:rPr>
+                <w:rFonts w:ascii="Times New Roman" w:hAnsi="Times New Roman"/>
+                <w:sz w:val="22"/>
+              </w:rPr>
+              <w:t>АС-01 от 01.09.2026; директор</w:t>
             </w:r>
           </w:p>
         </w:tc>
@@ -3558,6 +3742,7 @@
         <w:trPr>
           <w:cantSplit/>
           <w:trHeight w:val="482"/>
+          <w:cantSplit/>
         </w:trPr>
         <w:tc>
           <w:tcPr>
@@ -3565,8 +3750,7 @@
           </w:tcPr>
           <w:p>
             <w:pPr>
-              <w:keepLines/>
-              <w:widowControl/>
+              <w:spacing w:after="0" w:line="240" w:lineRule="auto"/>
               <w:jc w:val="center"/>
               <w:rPr>
                 <w:sz w:val="22"/>
@@ -3588,19 +3772,18 @@
           </w:tcPr>
           <w:p>
             <w:pPr>
-              <w:keepLines/>
-              <w:widowControl/>
-              <w:rPr>
-                <w:sz w:val="22"/>
-                <w:szCs w:val="22"/>
-              </w:rPr>
-            </w:pPr>
-            <w:r>
-              <w:rPr>
-                <w:rFonts w:ascii="Times New Roman" w:hAnsi="Times New Roman"/>
-                <w:sz w:val="22"/>
-              </w:rPr>
-              <w:t>«СекретНет Studio»</w:t>
+              <w:spacing w:after="0" w:line="240" w:lineRule="auto"/>
+              <w:rPr>
+                <w:sz w:val="22"/>
+                <w:szCs w:val="22"/>
+              </w:rPr>
+            </w:pPr>
+            <w:r>
+              <w:rPr>
+                <w:rFonts w:ascii="Times New Roman" w:hAnsi="Times New Roman"/>
+                <w:sz w:val="22"/>
+              </w:rPr>
+              <w:t>Kaspersky Endpoint Security для Linux 12.4.0.1225</w:t>
             </w:r>
           </w:p>
         </w:tc>
@@ -3610,18 +3793,18 @@
           </w:tcPr>
           <w:p>
             <w:pPr>
-              <w:keepLines/>
-              <w:widowControl/>
-              <w:rPr>
-                <w:sz w:val="22"/>
-                <w:szCs w:val="22"/>
-              </w:rPr>
-            </w:pPr>
-            <w:r>
-              <w:rPr>
-                <w:rFonts w:ascii="Times New Roman" w:hAnsi="Times New Roman"/>
-                <w:sz w:val="22"/>
-              </w:rPr>
+              <w:spacing w:after="0" w:line="240" w:lineRule="auto"/>
+              <w:rPr>
+                <w:sz w:val="22"/>
+                <w:szCs w:val="22"/>
+              </w:rPr>
+            </w:pPr>
+            <w:r>
+              <w:rPr>
+                <w:rFonts w:ascii="Times New Roman" w:hAnsi="Times New Roman"/>
+                <w:sz w:val="22"/>
+              </w:rPr>
+              <w:t>АО «Лаборатория Касперского»</w:t>
             </w:r>
           </w:p>
         </w:tc>
@@ -3631,19 +3814,18 @@
           </w:tcPr>
           <w:p>
             <w:pPr>
-              <w:keepLines/>
-              <w:widowControl/>
-              <w:rPr>
-                <w:sz w:val="22"/>
-                <w:szCs w:val="22"/>
-              </w:rPr>
-            </w:pPr>
-            <w:r>
-              <w:rPr>
-                <w:rFonts w:ascii="Times New Roman" w:hAnsi="Times New Roman"/>
-                <w:sz w:val="22"/>
-              </w:rPr>
-              <w:t>Разграничение доступа</w:t>
+              <w:spacing w:after="0" w:line="240" w:lineRule="auto"/>
+              <w:rPr>
+                <w:sz w:val="22"/>
+                <w:szCs w:val="22"/>
+              </w:rPr>
+            </w:pPr>
+            <w:r>
+              <w:rPr>
+                <w:rFonts w:ascii="Times New Roman" w:hAnsi="Times New Roman"/>
+                <w:sz w:val="22"/>
+              </w:rPr>
+              <w:t>Локальная защита физических компьютеров и сервера; без Light Agent</w:t>
             </w:r>
           </w:p>
         </w:tc>
@@ -3653,19 +3835,19 @@
           </w:tcPr>
           <w:p>
             <w:pPr>
-              <w:keepLines/>
-              <w:widowControl/>
-              <w:jc w:val="center"/>
-              <w:rPr>
-                <w:sz w:val="22"/>
-                <w:szCs w:val="22"/>
-              </w:rPr>
-            </w:pPr>
-            <w:r>
-              <w:rPr>
-                <w:rFonts w:ascii="Times New Roman" w:hAnsi="Times New Roman"/>
-                <w:sz w:val="22"/>
-              </w:rPr>
+              <w:spacing w:after="0" w:line="240" w:lineRule="auto"/>
+              <w:jc w:val="center"/>
+              <w:rPr>
+                <w:sz w:val="22"/>
+                <w:szCs w:val="22"/>
+              </w:rPr>
+            </w:pPr>
+            <w:r>
+              <w:rPr>
+                <w:rFonts w:ascii="Times New Roman" w:hAnsi="Times New Roman"/>
+                <w:sz w:val="22"/>
+              </w:rPr>
+              <w:t>AV-01</w:t>
             </w:r>
           </w:p>
         </w:tc>
@@ -3675,19 +3857,18 @@
           </w:tcPr>
           <w:p>
             <w:pPr>
-              <w:keepLines/>
-              <w:widowControl/>
-              <w:rPr>
-                <w:sz w:val="22"/>
-                <w:szCs w:val="22"/>
-              </w:rPr>
-            </w:pPr>
-            <w:r>
-              <w:rPr>
-                <w:rFonts w:ascii="Times New Roman" w:hAnsi="Times New Roman"/>
-                <w:sz w:val="22"/>
-              </w:rPr>
-              <w:t>Договор купли-продажи № 12/08 от 25.08.2026; акт приема-передачи от 28.08.2026 (указан в договоре)</w:t>
+              <w:spacing w:after="0" w:line="240" w:lineRule="auto"/>
+              <w:rPr>
+                <w:sz w:val="22"/>
+                <w:szCs w:val="22"/>
+              </w:rPr>
+            </w:pPr>
+            <w:r>
+              <w:rPr>
+                <w:rFonts w:ascii="Times New Roman" w:hAnsi="Times New Roman"/>
+                <w:sz w:val="22"/>
+              </w:rPr>
+              <w:t>Договор № 12/08 от 25.08.2026; спецификация МТБ-01; акт АП-01 от 28.08.2026</w:t>
             </w:r>
           </w:p>
         </w:tc>
@@ -3697,18 +3878,18 @@
           </w:tcPr>
           <w:p>
             <w:pPr>
-              <w:keepLines/>
-              <w:widowControl/>
-              <w:rPr>
-                <w:sz w:val="22"/>
-                <w:szCs w:val="22"/>
-              </w:rPr>
-            </w:pPr>
-            <w:r>
-              <w:rPr>
-                <w:rFonts w:ascii="Times New Roman" w:hAnsi="Times New Roman"/>
-                <w:sz w:val="22"/>
-              </w:rPr>
+              <w:spacing w:after="0" w:line="240" w:lineRule="auto"/>
+              <w:rPr>
+                <w:sz w:val="22"/>
+                <w:szCs w:val="22"/>
+              </w:rPr>
+            </w:pPr>
+            <w:r>
+              <w:rPr>
+                <w:rFonts w:ascii="Times New Roman" w:hAnsi="Times New Roman"/>
+                <w:sz w:val="22"/>
+              </w:rPr>
+              <w:t>АС-01 от 01.09.2026; директор</w:t>
             </w:r>
           </w:p>
         </w:tc>
@@ -3723,6 +3904,7 @@
         <w:trPr>
           <w:cantSplit/>
           <w:trHeight w:val="482"/>
+          <w:cantSplit/>
         </w:trPr>
         <w:tc>
           <w:tcPr>
@@ -3730,8 +3912,7 @@
           </w:tcPr>
           <w:p>
             <w:pPr>
-              <w:keepLines/>
-              <w:widowControl/>
+              <w:spacing w:after="0" w:line="240" w:lineRule="auto"/>
               <w:jc w:val="center"/>
               <w:rPr>
                 <w:sz w:val="22"/>
@@ -3753,19 +3934,18 @@
           </w:tcPr>
           <w:p>
             <w:pPr>
-              <w:keepLines/>
-              <w:widowControl/>
-              <w:rPr>
-                <w:sz w:val="22"/>
-                <w:szCs w:val="22"/>
-              </w:rPr>
-            </w:pPr>
-            <w:r>
-              <w:rPr>
-                <w:rFonts w:ascii="Times New Roman" w:hAnsi="Times New Roman"/>
-                <w:sz w:val="22"/>
-              </w:rPr>
-              <w:t>«VipNet Client»</w:t>
+              <w:spacing w:after="0" w:line="240" w:lineRule="auto"/>
+              <w:rPr>
+                <w:sz w:val="22"/>
+                <w:szCs w:val="22"/>
+              </w:rPr>
+            </w:pPr>
+            <w:r>
+              <w:rPr>
+                <w:rFonts w:ascii="Times New Roman" w:hAnsi="Times New Roman"/>
+                <w:sz w:val="22"/>
+              </w:rPr>
+              <w:t>Файловые наборы R1–R5</w:t>
             </w:r>
           </w:p>
         </w:tc>
@@ -3775,18 +3955,18 @@
           </w:tcPr>
           <w:p>
             <w:pPr>
-              <w:keepLines/>
-              <w:widowControl/>
-              <w:rPr>
-                <w:sz w:val="22"/>
-                <w:szCs w:val="22"/>
-              </w:rPr>
-            </w:pPr>
-            <w:r>
-              <w:rPr>
-                <w:rFonts w:ascii="Times New Roman" w:hAnsi="Times New Roman"/>
-                <w:sz w:val="22"/>
-              </w:rPr>
+              <w:spacing w:after="0" w:line="240" w:lineRule="auto"/>
+              <w:rPr>
+                <w:sz w:val="22"/>
+                <w:szCs w:val="22"/>
+              </w:rPr>
+            </w:pPr>
+            <w:r>
+              <w:rPr>
+                <w:rFonts w:ascii="Times New Roman" w:hAnsi="Times New Roman"/>
+                <w:sz w:val="22"/>
+              </w:rPr>
+              <w:t>ООО «ТехноЩит»</w:t>
             </w:r>
           </w:p>
         </w:tc>
@@ -3796,19 +3976,18 @@
           </w:tcPr>
           <w:p>
             <w:pPr>
-              <w:keepLines/>
-              <w:widowControl/>
-              <w:rPr>
-                <w:sz w:val="22"/>
-                <w:szCs w:val="22"/>
-              </w:rPr>
-            </w:pPr>
-            <w:r>
-              <w:rPr>
-                <w:rFonts w:ascii="Times New Roman" w:hAnsi="Times New Roman"/>
-                <w:sz w:val="22"/>
-              </w:rPr>
-              <w:t>Шифрование резервных копий</w:t>
+              <w:spacing w:after="0" w:line="240" w:lineRule="auto"/>
+              <w:rPr>
+                <w:sz w:val="22"/>
+                <w:szCs w:val="22"/>
+              </w:rPr>
+            </w:pPr>
+            <w:r>
+              <w:rPr>
+                <w:rFonts w:ascii="Times New Roman" w:hAnsi="Times New Roman"/>
+                <w:sz w:val="22"/>
+              </w:rPr>
+              <w:t>Собственные рабочие материалы и документы заказчиков</w:t>
             </w:r>
           </w:p>
         </w:tc>
@@ -3818,19 +3997,19 @@
           </w:tcPr>
           <w:p>
             <w:pPr>
-              <w:keepLines/>
-              <w:widowControl/>
-              <w:jc w:val="center"/>
-              <w:rPr>
-                <w:sz w:val="22"/>
-                <w:szCs w:val="22"/>
-              </w:rPr>
-            </w:pPr>
-            <w:r>
-              <w:rPr>
-                <w:rFonts w:ascii="Times New Roman" w:hAnsi="Times New Roman"/>
-                <w:sz w:val="22"/>
-              </w:rPr>
+              <w:spacing w:after="0" w:line="240" w:lineRule="auto"/>
+              <w:jc w:val="center"/>
+              <w:rPr>
+                <w:sz w:val="22"/>
+                <w:szCs w:val="22"/>
+              </w:rPr>
+            </w:pPr>
+            <w:r>
+              <w:rPr>
+                <w:rFonts w:ascii="Times New Roman" w:hAnsi="Times New Roman"/>
+                <w:sz w:val="22"/>
+              </w:rPr>
+              <w:t>R1–R5</w:t>
             </w:r>
           </w:p>
         </w:tc>
@@ -3840,19 +4019,18 @@
           </w:tcPr>
           <w:p>
             <w:pPr>
-              <w:keepLines/>
-              <w:widowControl/>
-              <w:rPr>
-                <w:sz w:val="22"/>
-                <w:szCs w:val="22"/>
-              </w:rPr>
-            </w:pPr>
-            <w:r>
-              <w:rPr>
-                <w:rFonts w:ascii="Times New Roman" w:hAnsi="Times New Roman"/>
-                <w:sz w:val="22"/>
-              </w:rPr>
-              <w:t>Договор купли-продажи № 12/08 от 25.08.2026; акт приема-передачи от 28.08.2026 (указан в договоре)</w:t>
+              <w:spacing w:after="0" w:line="240" w:lineRule="auto"/>
+              <w:rPr>
+                <w:sz w:val="22"/>
+                <w:szCs w:val="22"/>
+              </w:rPr>
+            </w:pPr>
+            <w:r>
+              <w:rPr>
+                <w:rFonts w:ascii="Times New Roman" w:hAnsi="Times New Roman"/>
+                <w:sz w:val="22"/>
+              </w:rPr>
+              <w:t>Создание в рамках деятельности; материалы заказчиков по договорам</w:t>
             </w:r>
           </w:p>
         </w:tc>
@@ -3862,353 +4040,18 @@
           </w:tcPr>
           <w:p>
             <w:pPr>
-              <w:keepLines/>
-              <w:widowControl/>
-              <w:rPr>
-                <w:sz w:val="22"/>
-                <w:szCs w:val="22"/>
-              </w:rPr>
-            </w:pPr>
-            <w:r>
-              <w:rPr>
-                <w:rFonts w:ascii="Times New Roman" w:hAnsi="Times New Roman"/>
-                <w:sz w:val="22"/>
-              </w:rPr>
-            </w:r>
-          </w:p>
-        </w:tc>
-      </w:tr>
-      <w:tr>
-        <w:tblPrEx>
-          <w:tblCellMar>
-            <w:top w:w="0" w:type="dxa"/>
-            <w:bottom w:w="0" w:type="dxa"/>
-          </w:tblCellMar>
-        </w:tblPrEx>
-        <w:trPr>
-          <w:cantSplit/>
-          <w:trHeight w:val="482"/>
-        </w:trPr>
-        <w:tc>
-          <w:tcPr>
-            <w:tcW w:w="567" w:type="dxa"/>
-          </w:tcPr>
-          <w:p>
-            <w:pPr>
-              <w:keepLines/>
-              <w:widowControl/>
-              <w:jc w:val="center"/>
-              <w:rPr>
-                <w:sz w:val="22"/>
-                <w:szCs w:val="22"/>
-              </w:rPr>
-            </w:pPr>
-            <w:r>
-              <w:rPr>
-                <w:rFonts w:ascii="Times New Roman" w:hAnsi="Times New Roman"/>
-                <w:sz w:val="22"/>
-              </w:rPr>
-              <w:t>4</w:t>
-            </w:r>
-          </w:p>
-        </w:tc>
-        <w:tc>
-          <w:tcPr>
-            <w:tcW w:w="2155" w:type="dxa"/>
-          </w:tcPr>
-          <w:p>
-            <w:pPr>
-              <w:keepLines/>
-              <w:widowControl/>
-              <w:rPr>
-                <w:sz w:val="22"/>
-                <w:szCs w:val="22"/>
-              </w:rPr>
-            </w:pPr>
-            <w:r>
-              <w:rPr>
-                <w:rFonts w:ascii="Times New Roman" w:hAnsi="Times New Roman"/>
-                <w:sz w:val="22"/>
-              </w:rPr>
-              <w:t>База данных договоров и клиентов</w:t>
-            </w:r>
-          </w:p>
-        </w:tc>
-        <w:tc>
-          <w:tcPr>
-            <w:tcW w:w="2155" w:type="dxa"/>
-          </w:tcPr>
-          <w:p>
-            <w:pPr>
-              <w:keepLines/>
-              <w:widowControl/>
-              <w:rPr>
-                <w:sz w:val="22"/>
-                <w:szCs w:val="22"/>
-              </w:rPr>
-            </w:pPr>
-            <w:r>
-              <w:rPr>
-                <w:rFonts w:ascii="Times New Roman" w:hAnsi="Times New Roman"/>
-                <w:sz w:val="22"/>
-              </w:rPr>
-            </w:r>
-          </w:p>
-        </w:tc>
-        <w:tc>
-          <w:tcPr>
-            <w:tcW w:w="2155" w:type="dxa"/>
-          </w:tcPr>
-          <w:p>
-            <w:pPr>
-              <w:keepLines/>
-              <w:widowControl/>
-              <w:rPr>
-                <w:sz w:val="22"/>
-                <w:szCs w:val="22"/>
-              </w:rPr>
-            </w:pPr>
-            <w:r>
-              <w:rPr>
-                <w:rFonts w:ascii="Times New Roman" w:hAnsi="Times New Roman"/>
-                <w:sz w:val="22"/>
-              </w:rPr>
-              <w:t>Учёт договоров и клиентов</w:t>
-            </w:r>
-          </w:p>
-        </w:tc>
-        <w:tc>
-          <w:tcPr>
-            <w:tcW w:w="2041" w:type="dxa"/>
-          </w:tcPr>
-          <w:p>
-            <w:pPr>
-              <w:keepLines/>
-              <w:widowControl/>
-              <w:jc w:val="center"/>
-              <w:rPr>
-                <w:sz w:val="22"/>
-                <w:szCs w:val="22"/>
-              </w:rPr>
-            </w:pPr>
-            <w:r>
-              <w:rPr>
-                <w:rFonts w:ascii="Times New Roman" w:hAnsi="Times New Roman"/>
-                <w:sz w:val="22"/>
-              </w:rPr>
-            </w:r>
-          </w:p>
-        </w:tc>
-        <w:tc>
-          <w:tcPr>
-            <w:tcW w:w="3289" w:type="dxa"/>
-          </w:tcPr>
-          <w:p>
-            <w:pPr>
-              <w:keepLines/>
-              <w:widowControl/>
-              <w:rPr>
-                <w:sz w:val="22"/>
-                <w:szCs w:val="22"/>
-              </w:rPr>
-            </w:pPr>
-            <w:r>
-              <w:rPr>
-                <w:rFonts w:ascii="Times New Roman" w:hAnsi="Times New Roman"/>
-                <w:sz w:val="22"/>
-              </w:rPr>
-            </w:r>
-          </w:p>
-        </w:tc>
-        <w:tc>
-          <w:tcPr>
-            <w:tcW w:w="2835" w:type="dxa"/>
-          </w:tcPr>
-          <w:p>
-            <w:pPr>
-              <w:keepLines/>
-              <w:widowControl/>
-              <w:rPr>
-                <w:sz w:val="22"/>
-                <w:szCs w:val="22"/>
-              </w:rPr>
-            </w:pPr>
-            <w:r>
-              <w:rPr>
-                <w:rFonts w:ascii="Times New Roman" w:hAnsi="Times New Roman"/>
-                <w:sz w:val="22"/>
-              </w:rPr>
-            </w:r>
-          </w:p>
-        </w:tc>
-      </w:tr>
-      <w:tr>
-        <w:tblPrEx>
-          <w:tblCellMar>
-            <w:top w:w="0" w:type="dxa"/>
-            <w:bottom w:w="0" w:type="dxa"/>
-          </w:tblCellMar>
-        </w:tblPrEx>
-        <w:trPr>
-          <w:cantSplit/>
-          <w:trHeight w:val="482"/>
-        </w:trPr>
-        <w:tc>
-          <w:tcPr>
-            <w:tcW w:w="567" w:type="dxa"/>
-          </w:tcPr>
-          <w:p>
-            <w:pPr>
-              <w:keepNext/>
-              <w:keepLines/>
-              <w:widowControl/>
-              <w:jc w:val="center"/>
-              <w:rPr>
-                <w:sz w:val="22"/>
-                <w:szCs w:val="22"/>
-              </w:rPr>
-            </w:pPr>
-            <w:r>
-              <w:rPr>
-                <w:rFonts w:ascii="Times New Roman" w:hAnsi="Times New Roman"/>
-                <w:sz w:val="22"/>
-              </w:rPr>
-              <w:t>5</w:t>
-            </w:r>
-          </w:p>
-        </w:tc>
-        <w:tc>
-          <w:tcPr>
-            <w:tcW w:w="2155" w:type="dxa"/>
-          </w:tcPr>
-          <w:p>
-            <w:pPr>
-              <w:keepNext/>
-              <w:keepLines/>
-              <w:widowControl/>
-              <w:rPr>
-                <w:sz w:val="22"/>
-                <w:szCs w:val="22"/>
-              </w:rPr>
-            </w:pPr>
-            <w:r>
-              <w:rPr>
-                <w:rFonts w:ascii="Times New Roman" w:hAnsi="Times New Roman"/>
-                <w:sz w:val="22"/>
-              </w:rPr>
-              <w:t>База персональных данных работников и контрагентов</w:t>
-            </w:r>
-          </w:p>
-        </w:tc>
-        <w:tc>
-          <w:tcPr>
-            <w:tcW w:w="2155" w:type="dxa"/>
-          </w:tcPr>
-          <w:p>
-            <w:pPr>
-              <w:keepNext/>
-              <w:keepLines/>
-              <w:widowControl/>
-              <w:rPr>
-                <w:sz w:val="22"/>
-                <w:szCs w:val="22"/>
-              </w:rPr>
-            </w:pPr>
-            <w:r>
-              <w:rPr>
-                <w:rFonts w:ascii="Times New Roman" w:hAnsi="Times New Roman"/>
-                <w:sz w:val="22"/>
-              </w:rPr>
-            </w:r>
-          </w:p>
-        </w:tc>
-        <w:tc>
-          <w:tcPr>
-            <w:tcW w:w="2155" w:type="dxa"/>
-          </w:tcPr>
-          <w:p>
-            <w:pPr>
-              <w:keepNext/>
-              <w:keepLines/>
-              <w:widowControl/>
-              <w:rPr>
-                <w:sz w:val="22"/>
-                <w:szCs w:val="22"/>
-              </w:rPr>
-            </w:pPr>
-            <w:r>
-              <w:rPr>
-                <w:rFonts w:ascii="Times New Roman" w:hAnsi="Times New Roman"/>
-                <w:sz w:val="22"/>
-              </w:rPr>
-              <w:t>Хранение и обработка персональных данных</w:t>
-            </w:r>
-          </w:p>
-        </w:tc>
-        <w:tc>
-          <w:tcPr>
-            <w:tcW w:w="2041" w:type="dxa"/>
-          </w:tcPr>
-          <w:p>
-            <w:pPr>
-              <w:keepNext/>
-              <w:keepLines/>
-              <w:widowControl/>
-              <w:jc w:val="center"/>
-              <w:rPr>
-                <w:sz w:val="22"/>
-                <w:szCs w:val="22"/>
-              </w:rPr>
-            </w:pPr>
-            <w:r>
-              <w:rPr>
-                <w:rFonts w:ascii="Times New Roman" w:hAnsi="Times New Roman"/>
-                <w:sz w:val="22"/>
-              </w:rPr>
-            </w:r>
-          </w:p>
-        </w:tc>
-        <w:tc>
-          <w:tcPr>
-            <w:tcW w:w="3289" w:type="dxa"/>
-          </w:tcPr>
-          <w:p>
-            <w:pPr>
-              <w:keepNext/>
-              <w:keepLines/>
-              <w:widowControl/>
-              <w:rPr>
-                <w:sz w:val="22"/>
-                <w:szCs w:val="22"/>
-              </w:rPr>
-            </w:pPr>
-            <w:r>
-              <w:rPr>
-                <w:rFonts w:ascii="Times New Roman" w:hAnsi="Times New Roman"/>
-                <w:sz w:val="22"/>
-              </w:rPr>
-            </w:r>
-          </w:p>
-        </w:tc>
-        <w:tc>
-          <w:tcPr>
-            <w:tcW w:w="2835" w:type="dxa"/>
-          </w:tcPr>
-          <w:p>
-            <w:pPr>
-              <w:keepNext/>
-              <w:keepLines/>
-              <w:widowControl/>
-              <w:rPr>
-                <w:sz w:val="22"/>
-                <w:szCs w:val="22"/>
-              </w:rPr>
-            </w:pPr>
-            <w:r>
-              <w:rPr>
-                <w:rFonts w:ascii="Times New Roman" w:hAnsi="Times New Roman"/>
-                <w:sz w:val="22"/>
-              </w:rPr>
+              <w:spacing w:after="0" w:line="240" w:lineRule="auto"/>
+              <w:rPr>
+                <w:sz w:val="22"/>
+                <w:szCs w:val="22"/>
+              </w:rPr>
+            </w:pPr>
+            <w:r>
+              <w:rPr>
+                <w:rFonts w:ascii="Times New Roman" w:hAnsi="Times New Roman"/>
+                <w:sz w:val="22"/>
+              </w:rPr>
+              <w:t>АС-01 от 01.09.2026; директор</w:t>
             </w:r>
           </w:p>
         </w:tc>
@@ -4216,7 +4059,6 @@
     </w:tbl>
     <w:p>
       <w:pPr>
-        <w:keepNext/>
         <w:rPr>
           <w:sz w:val="22"/>
           <w:szCs w:val="22"/>
@@ -4260,9 +4102,7 @@
           </w:tcPr>
           <w:p>
             <w:pPr>
-              <w:keepNext/>
-              <w:keepLines/>
-              <w:widowControl/>
+              <w:spacing w:after="0" w:line="240" w:lineRule="auto"/>
               <w:jc w:val="center"/>
               <w:rPr>
                 <w:sz w:val="24"/>
@@ -4291,8 +4131,6 @@
           </w:tcPr>
           <w:p>
             <w:pPr>
-              <w:keepNext/>
-              <w:keepLines/>
               <w:jc w:val="center"/>
               <w:rPr>
                 <w:sz w:val="24"/>
@@ -4314,8 +4152,6 @@
           </w:tcPr>
           <w:p>
             <w:pPr>
-              <w:keepNext/>
-              <w:keepLines/>
               <w:jc w:val="center"/>
               <w:rPr>
                 <w:sz w:val="24"/>
@@ -4337,8 +4173,6 @@
           </w:tcPr>
           <w:p>
             <w:pPr>
-              <w:keepNext/>
-              <w:keepLines/>
               <w:jc w:val="center"/>
               <w:rPr>
                 <w:sz w:val="24"/>
@@ -4360,9 +4194,7 @@
           </w:tcPr>
           <w:p>
             <w:pPr>
-              <w:keepNext/>
-              <w:keepLines/>
-              <w:widowControl/>
+              <w:spacing w:after="0" w:line="240" w:lineRule="auto"/>
               <w:jc w:val="center"/>
               <w:rPr>
                 <w:sz w:val="24"/>
@@ -4397,10 +4229,6 @@
             </w:tcBorders>
           </w:tcPr>
           <w:p>
-            <w:pPr>
-              <w:keepNext/>
-              <w:keepLines/>
-            </w:pPr>
             <w:r>
               <w:t xml:space="preserve">(руководитель постоянно действующего исполнительного органа юридического лица </w:t>
             </w:r>
@@ -4422,8 +4250,6 @@
           </w:tcPr>
           <w:p>
             <w:pPr>
-              <w:keepNext/>
-              <w:keepLines/>
               <w:jc w:val="center"/>
             </w:pPr>
           </w:p>
@@ -4440,8 +4266,6 @@
           </w:tcPr>
           <w:p>
             <w:pPr>
-              <w:keepNext/>
-              <w:keepLines/>
               <w:jc w:val="center"/>
             </w:pPr>
             <w:r>
@@ -4461,8 +4285,6 @@
           </w:tcPr>
           <w:p>
             <w:pPr>
-              <w:keepNext/>
-              <w:keepLines/>
               <w:jc w:val="center"/>
             </w:pPr>
           </w:p>
@@ -4479,8 +4301,6 @@
           </w:tcPr>
           <w:p>
             <w:pPr>
-              <w:keepNext/>
-              <w:keepLines/>
               <w:jc w:val="center"/>
             </w:pPr>
             <w:r>
@@ -4492,8 +4312,6 @@
     </w:tbl>
     <w:p>
       <w:pPr>
-        <w:keepNext w:val="0"/>
-        <w:keepLines/>
         <w:ind w:right="13153"/>
         <w:jc w:val="center"/>
       </w:pPr>
